--- a/WPA_Submission/docs/00_รายการเอกสารและแนวทางจัดชุดส่งงาน.docx
+++ b/WPA_Submission/docs/00_รายการเอกสารและแนวทางจัดชุดส่งงาน.docx
@@ -2,42 +2,40 @@
 <file path=word/document.xml><?xml version="1.0" encoding="utf-8"?>
 <w:document xmlns:w="http://schemas.openxmlformats.org/wordprocessingml/2006/main" xmlns:m="http://schemas.openxmlformats.org/officeDocument/2006/math" xmlns:r="http://schemas.openxmlformats.org/officeDocument/2006/relationships" xmlns:o="urn:schemas-microsoft-com:office:office" xmlns:v="urn:schemas-microsoft-com:vml" xmlns:w10="urn:schemas-microsoft-com:office:word" xmlns:a="http://schemas.openxmlformats.org/drawingml/2006/main" xmlns:pic="http://schemas.openxmlformats.org/drawingml/2006/picture" xmlns:wp="http://schemas.openxmlformats.org/drawingml/2006/wordprocessingDrawing">
   <w:body>
+    <w:bookmarkStart w:id="21" w:name="wpa-submission-package"/>
+    <w:p>
+      <w:pPr>
+        <w:pStyle w:val="Heading1"/>
+      </w:pPr>
+      <w:r>
+        <w:t xml:space="preserve">WPA Submission Package</w:t>
+      </w:r>
+    </w:p>
+    <w:bookmarkStart w:id="20" w:name="Xc4f30a0cfa0ab3f9e877964eabf68578325c56b"/>
+    <w:p>
+      <w:pPr>
+        <w:pStyle w:val="Heading2"/>
+      </w:pPr>
+      <w:r>
+        <w:t xml:space="preserve">รายการเอกสารและแนวทางจัดชุดส่งงาน — หน่วยที่ 3 การพัฒนาโครงงาน</w:t>
+      </w:r>
+    </w:p>
     <w:p>
       <w:pPr>
         <w:pStyle w:val="FirstParagraph"/>
-      </w:pPr>
-      <w:r>
-        <w:t xml:space="preserve">**</w:t>
-      </w:r>
-      <w:r>
-        <w:br/>
-      </w:r>
-      <w:r>
-        <w:t xml:space="preserve">WPA Submission Package**</w:t>
-      </w:r>
-    </w:p>
-    <w:p>
-      <w:pPr>
-        <w:pStyle w:val="BodyText"/>
       </w:pPr>
       <w:r>
         <w:rPr>
           <w:bCs/>
           <w:b/>
         </w:rPr>
-        <w:t xml:space="preserve">รายการเอกสารและแนวทางจัดชุดส่งงาน</w:t>
-      </w:r>
-    </w:p>
-    <w:p>
-      <w:pPr>
-        <w:pStyle w:val="BodyText"/>
-      </w:pPr>
-      <w:r>
-        <w:rPr>
-          <w:bCs/>
-          <w:b/>
-        </w:rPr>
-        <w:t xml:space="preserve">AI to ESP32</w:t>
+        <w:t xml:space="preserve">กิจกรรม:</w:t>
+      </w:r>
+      <w:r>
+        <w:t xml:space="preserve"> </w:t>
+      </w:r>
+      <w:r>
+        <w:t xml:space="preserve">การพัฒนาต้นแบบระบบควบคุมแบบไม่สัมผัสด้วย AI และ ESP32 โดยใช้แนวคิดเชิงคำนวณ</w:t>
       </w:r>
     </w:p>
     <w:tbl>
@@ -63,23 +61,19 @@
               <w:jc w:val="left"/>
             </w:pPr>
             <w:r>
-              <w:rPr>
-                <w:bCs/>
-                <w:b/>
-              </w:rPr>
-              <w:t xml:space="preserve">รายวิชา</w:t>
-            </w:r>
-          </w:p>
-        </w:tc>
-        <w:tc>
-          <w:tcPr/>
-          <w:p>
-            <w:pPr>
-              <w:pStyle w:val="Compact"/>
-              <w:jc w:val="left"/>
-            </w:pPr>
-            <w:r>
-              <w:t xml:space="preserve">เทคโนโลยี (วิทยาการคำนวณ 1) ว31101</w:t>
+              <w:t xml:space="preserve">รายการ</w:t>
+            </w:r>
+          </w:p>
+        </w:tc>
+        <w:tc>
+          <w:tcPr/>
+          <w:p>
+            <w:pPr>
+              <w:pStyle w:val="Compact"/>
+              <w:jc w:val="left"/>
+            </w:pPr>
+            <w:r>
+              <w:t xml:space="preserve">ข้อมูล</w:t>
             </w:r>
           </w:p>
         </w:tc>
@@ -93,23 +87,19 @@
               <w:jc w:val="left"/>
             </w:pPr>
             <w:r>
-              <w:rPr>
-                <w:bCs/>
-                <w:b/>
-              </w:rPr>
-              <w:t xml:space="preserve">ชั้น</w:t>
-            </w:r>
-          </w:p>
-        </w:tc>
-        <w:tc>
-          <w:tcPr/>
-          <w:p>
-            <w:pPr>
-              <w:pStyle w:val="Compact"/>
-              <w:jc w:val="left"/>
-            </w:pPr>
-            <w:r>
-              <w:t xml:space="preserve">มัธยมศึกษาปีที่ 4/5</w:t>
+              <w:t xml:space="preserve">รายวิชา</w:t>
+            </w:r>
+          </w:p>
+        </w:tc>
+        <w:tc>
+          <w:tcPr/>
+          <w:p>
+            <w:pPr>
+              <w:pStyle w:val="Compact"/>
+              <w:jc w:val="left"/>
+            </w:pPr>
+            <w:r>
+              <w:t xml:space="preserve">เทคโนโลยี (วิทยาการคำนวณ 1) ว31101</w:t>
             </w:r>
           </w:p>
         </w:tc>
@@ -123,23 +113,19 @@
               <w:jc w:val="left"/>
             </w:pPr>
             <w:r>
-              <w:rPr>
-                <w:bCs/>
-                <w:b/>
-              </w:rPr>
-              <w:t xml:space="preserve">จำนวนนักเรียน</w:t>
-            </w:r>
-          </w:p>
-        </w:tc>
-        <w:tc>
-          <w:tcPr/>
-          <w:p>
-            <w:pPr>
-              <w:pStyle w:val="Compact"/>
-              <w:jc w:val="left"/>
-            </w:pPr>
-            <w:r>
-              <w:t xml:space="preserve">40 คน</w:t>
+              <w:t xml:space="preserve">ชั้น</w:t>
+            </w:r>
+          </w:p>
+        </w:tc>
+        <w:tc>
+          <w:tcPr/>
+          <w:p>
+            <w:pPr>
+              <w:pStyle w:val="Compact"/>
+              <w:jc w:val="left"/>
+            </w:pPr>
+            <w:r>
+              <w:t xml:space="preserve">มัธยมศึกษาปีที่ 4 (รองรับห้อง ม.4/1–ม.4/13)</w:t>
             </w:r>
           </w:p>
         </w:tc>
@@ -153,10 +139,6 @@
               <w:jc w:val="left"/>
             </w:pPr>
             <w:r>
-              <w:rPr>
-                <w:bCs/>
-                <w:b/>
-              </w:rPr>
               <w:t xml:space="preserve">ภาคเรียน</w:t>
             </w:r>
           </w:p>
@@ -183,10 +165,6 @@
               <w:jc w:val="left"/>
             </w:pPr>
             <w:r>
-              <w:rPr>
-                <w:bCs/>
-                <w:b/>
-              </w:rPr>
               <w:t xml:space="preserve">ครูผู้สอน</w:t>
             </w:r>
           </w:p>
@@ -213,10 +191,6 @@
               <w:jc w:val="left"/>
             </w:pPr>
             <w:r>
-              <w:rPr>
-                <w:bCs/>
-                <w:b/>
-              </w:rPr>
               <w:t xml:space="preserve">กลุ่มสาระ</w:t>
             </w:r>
           </w:p>
@@ -243,10 +217,6 @@
               <w:jc w:val="left"/>
             </w:pPr>
             <w:r>
-              <w:rPr>
-                <w:bCs/>
-                <w:b/>
-              </w:rPr>
               <w:t xml:space="preserve">รูปแบบ</w:t>
             </w:r>
           </w:p>
@@ -273,29 +243,86 @@
               <w:jc w:val="left"/>
             </w:pPr>
             <w:r>
-              <w:rPr>
-                <w:bCs/>
-                <w:b/>
-              </w:rPr>
-              <w:t xml:space="preserve">เวลา</w:t>
-            </w:r>
-          </w:p>
-        </w:tc>
-        <w:tc>
-          <w:tcPr/>
-          <w:p>
-            <w:pPr>
-              <w:pStyle w:val="Compact"/>
-              <w:jc w:val="left"/>
-            </w:pPr>
-            <w:r>
-              <w:t xml:space="preserve">1 คาบเรียน 50 นาที</w:t>
+              <w:t xml:space="preserve">เวลาแผนตัวอย่าง</w:t>
+            </w:r>
+          </w:p>
+        </w:tc>
+        <w:tc>
+          <w:tcPr/>
+          <w:p>
+            <w:pPr>
+              <w:pStyle w:val="Compact"/>
+              <w:jc w:val="left"/>
+            </w:pPr>
+            <w:r>
+              <w:t xml:space="preserve">1 คาบ 50 นาที</w:t>
+            </w:r>
+          </w:p>
+        </w:tc>
+      </w:tr>
+      <w:tr>
+        <w:tc>
+          <w:tcPr/>
+          <w:p>
+            <w:pPr>
+              <w:pStyle w:val="Compact"/>
+              <w:jc w:val="left"/>
+            </w:pPr>
+            <w:r>
+              <w:t xml:space="preserve">ตำแหน่งในรายวิชา</w:t>
+            </w:r>
+          </w:p>
+        </w:tc>
+        <w:tc>
+          <w:tcPr/>
+          <w:p>
+            <w:pPr>
+              <w:pStyle w:val="Compact"/>
+              <w:jc w:val="left"/>
+            </w:pPr>
+            <w:r>
+              <w:t xml:space="preserve">หน่วยที่ 3 การพัฒนาโครงงาน (22 ชั่วโมง) — เสนอใช้เป็นชั่วโมงที่ 9</w:t>
+            </w:r>
+          </w:p>
+        </w:tc>
+      </w:tr>
+      <w:tr>
+        <w:tc>
+          <w:tcPr/>
+          <w:p>
+            <w:pPr>
+              <w:pStyle w:val="Compact"/>
+              <w:jc w:val="left"/>
+            </w:pPr>
+            <w:r>
+              <w:t xml:space="preserve">ตัวชี้วัด</w:t>
+            </w:r>
+          </w:p>
+        </w:tc>
+        <w:tc>
+          <w:tcPr/>
+          <w:p>
+            <w:pPr>
+              <w:pStyle w:val="Compact"/>
+              <w:jc w:val="left"/>
+            </w:pPr>
+            <w:r>
+              <w:t xml:space="preserve">ว 4.2 ม.4/1</w:t>
             </w:r>
           </w:p>
         </w:tc>
       </w:tr>
     </w:tbl>
-    <w:bookmarkStart w:id="20" w:name="ไฟล์ในชุด"/>
+    <w:p>
+      <w:r>
+        <w:pict>
+          <v:rect style="width:0;height:1.5pt" o:hralign="center" o:hrstd="t" o:hr="t"/>
+        </w:pict>
+      </w:r>
+    </w:p>
+    <w:bookmarkEnd w:id="20"/>
+    <w:bookmarkEnd w:id="21"/>
+    <w:bookmarkStart w:id="22" w:name="ไฟล์ในชุด"/>
     <w:p>
       <w:pPr>
         <w:pStyle w:val="Heading1"/>
@@ -328,10 +355,6 @@
               <w:jc w:val="left"/>
             </w:pPr>
             <w:r>
-              <w:rPr>
-                <w:bCs/>
-                <w:b/>
-              </w:rPr>
               <w:t xml:space="preserve">ไฟล์</w:t>
             </w:r>
           </w:p>
@@ -344,10 +367,6 @@
               <w:jc w:val="left"/>
             </w:pPr>
             <w:r>
-              <w:rPr>
-                <w:bCs/>
-                <w:b/>
-              </w:rPr>
               <w:t xml:space="preserve">ใช้ทำอะไร</w:t>
             </w:r>
           </w:p>
@@ -360,11 +379,7 @@
               <w:jc w:val="left"/>
             </w:pPr>
             <w:r>
-              <w:rPr>
-                <w:bCs/>
-                <w:b/>
-              </w:rPr>
-              <w:t xml:space="preserve">ควรแนบส่งหรือไม่</w:t>
+              <w:t xml:space="preserve">สถานะ</w:t>
             </w:r>
           </w:p>
         </w:tc>
@@ -390,19 +405,19 @@
               <w:jc w:val="left"/>
             </w:pPr>
             <w:r>
-              <w:t xml:space="preserve">แผน 50 นาทีฉบับเต็ม พร้อมเชื่อมโยงตัวชี้วัด วPA</w:t>
-            </w:r>
-          </w:p>
-        </w:tc>
-        <w:tc>
-          <w:tcPr/>
-          <w:p>
-            <w:pPr>
-              <w:pStyle w:val="Compact"/>
-              <w:jc w:val="left"/>
-            </w:pPr>
-            <w:r>
-              <w:t xml:space="preserve">แนบ/เก็บเป็นหลักฐาน</w:t>
+              <w:t xml:space="preserve">แผน 50 นาที เชื่อม Unit 3, 5E, Debugging, Application</w:t>
+            </w:r>
+          </w:p>
+        </w:tc>
+        <w:tc>
+          <w:tcPr/>
+          <w:p>
+            <w:pPr>
+              <w:pStyle w:val="Compact"/>
+              <w:jc w:val="left"/>
+            </w:pPr>
+            <w:r>
+              <w:t xml:space="preserve">หลักฐานหลัก</w:t>
             </w:r>
           </w:p>
         </w:tc>
@@ -428,19 +443,19 @@
               <w:jc w:val="left"/>
             </w:pPr>
             <w:r>
-              <w:t xml:space="preserve">Station Cards, Flow, Peer Teaching, Challenge 8 กลุ่ม, Reflection</w:t>
-            </w:r>
-          </w:p>
-        </w:tc>
-        <w:tc>
-          <w:tcPr/>
-          <w:p>
-            <w:pPr>
-              <w:pStyle w:val="Compact"/>
-              <w:jc w:val="left"/>
-            </w:pPr>
-            <w:r>
-              <w:t xml:space="preserve">แนบ/เก็บเป็นหลักฐาน</w:t>
+              <w:t xml:space="preserve">IPO, System Flow, 3 Stations, Challenge, Application Design Card</w:t>
+            </w:r>
+          </w:p>
+        </w:tc>
+        <w:tc>
+          <w:tcPr/>
+          <w:p>
+            <w:pPr>
+              <w:pStyle w:val="Compact"/>
+              <w:jc w:val="left"/>
+            </w:pPr>
+            <w:r>
+              <w:t xml:space="preserve">หลักฐานผู้เรียน</w:t>
             </w:r>
           </w:p>
         </w:tc>
@@ -466,19 +481,19 @@
               <w:jc w:val="left"/>
             </w:pPr>
             <w:r>
-              <w:t xml:space="preserve">Rubric, สมรรถนะ, คุณลักษณะ, ตารางคะแนน</w:t>
-            </w:r>
-          </w:p>
-        </w:tc>
-        <w:tc>
-          <w:tcPr/>
-          <w:p>
-            <w:pPr>
-              <w:pStyle w:val="Compact"/>
-              <w:jc w:val="left"/>
-            </w:pPr>
-            <w:r>
-              <w:t xml:space="preserve">แนบ/เก็บเป็นหลักฐาน</w:t>
+              <w:t xml:space="preserve">Rubric 90 คะแนน + Post-test 10 คะแนน</w:t>
+            </w:r>
+          </w:p>
+        </w:tc>
+        <w:tc>
+          <w:tcPr/>
+          <w:p>
+            <w:pPr>
+              <w:pStyle w:val="Compact"/>
+              <w:jc w:val="left"/>
+            </w:pPr>
+            <w:r>
+              <w:t xml:space="preserve">หลักฐานประเมิน</w:t>
             </w:r>
           </w:p>
         </w:tc>
@@ -504,19 +519,19 @@
               <w:jc w:val="left"/>
             </w:pPr>
             <w:r>
-              <w:t xml:space="preserve">สคริปต์รายนาที, Shot list, Checklist</w:t>
-            </w:r>
-          </w:p>
-        </w:tc>
-        <w:tc>
-          <w:tcPr/>
-          <w:p>
-            <w:pPr>
-              <w:pStyle w:val="Compact"/>
-              <w:jc w:val="left"/>
-            </w:pPr>
-            <w:r>
-              <w:t xml:space="preserve">แนบ/เก็บเป็นหลักฐาน</w:t>
+              <w:t xml:space="preserve">สคริปต์รายนาที คำถามชี้นำ และ Shot List</w:t>
+            </w:r>
+          </w:p>
+        </w:tc>
+        <w:tc>
+          <w:tcPr/>
+          <w:p>
+            <w:pPr>
+              <w:pStyle w:val="Compact"/>
+              <w:jc w:val="left"/>
+            </w:pPr>
+            <w:r>
+              <w:t xml:space="preserve">คู่มือสอน/วิดีโอ</w:t>
             </w:r>
           </w:p>
         </w:tc>
@@ -542,19 +557,19 @@
               <w:jc w:val="left"/>
             </w:pPr>
             <w:r>
-              <w:t xml:space="preserve">คำถาม 10 ข้อและเฉลย</w:t>
-            </w:r>
-          </w:p>
-        </w:tc>
-        <w:tc>
-          <w:tcPr/>
-          <w:p>
-            <w:pPr>
-              <w:pStyle w:val="Compact"/>
-              <w:jc w:val="left"/>
-            </w:pPr>
-            <w:r>
-              <w:t xml:space="preserve">แนบ/เก็บเป็นหลักฐาน</w:t>
+              <w:t xml:space="preserve">Post-test 10 ข้อ เกณฑ์ผ่าน 7/10</w:t>
+            </w:r>
+          </w:p>
+        </w:tc>
+        <w:tc>
+          <w:tcPr/>
+          <w:p>
+            <w:pPr>
+              <w:pStyle w:val="Compact"/>
+              <w:jc w:val="left"/>
+            </w:pPr>
+            <w:r>
+              <w:t xml:space="preserve">หลักฐานผลเรียน</w:t>
             </w:r>
           </w:p>
         </w:tc>
@@ -580,19 +595,19 @@
               <w:jc w:val="left"/>
             </w:pPr>
             <w:r>
-              <w:t xml:space="preserve">กรอกคะแนน/สรุปผ่านไม่ผ่าน/ภาพรวม</w:t>
-            </w:r>
-          </w:p>
-        </w:tc>
-        <w:tc>
-          <w:tcPr/>
-          <w:p>
-            <w:pPr>
-              <w:pStyle w:val="Compact"/>
-              <w:jc w:val="left"/>
-            </w:pPr>
-            <w:r>
-              <w:t xml:space="preserve">แนบ/เก็บเป็นหลักฐาน</w:t>
+              <w:t xml:space="preserve">ตารางคะแนนห้องละไม่เกิน 40 คน รองรับห้อง 1–13</w:t>
+            </w:r>
+          </w:p>
+        </w:tc>
+        <w:tc>
+          <w:tcPr/>
+          <w:p>
+            <w:pPr>
+              <w:pStyle w:val="Compact"/>
+              <w:jc w:val="left"/>
+            </w:pPr>
+            <w:r>
+              <w:t xml:space="preserve">สำรอง/สรุป</w:t>
             </w:r>
           </w:p>
         </w:tc>
@@ -606,31 +621,31 @@
               <w:jc w:val="left"/>
             </w:pPr>
             <w:r>
-              <w:t xml:space="preserve">media/AI-Hand-Quest-final.html</w:t>
-            </w:r>
-          </w:p>
-        </w:tc>
-        <w:tc>
-          <w:tcPr/>
-          <w:p>
-            <w:pPr>
-              <w:pStyle w:val="Compact"/>
-              <w:jc w:val="left"/>
-            </w:pPr>
-            <w:r>
-              <w:t xml:space="preserve">เกม AR สำหรับนักเรียน (สำรองแบบไฟล์)</w:t>
-            </w:r>
-          </w:p>
-        </w:tc>
-        <w:tc>
-          <w:tcPr/>
-          <w:p>
-            <w:pPr>
-              <w:pStyle w:val="Compact"/>
-              <w:jc w:val="left"/>
-            </w:pPr>
-            <w:r>
-              <w:t xml:space="preserve">แนบ/เก็บเป็นหลักฐาน</w:t>
+              <w:t xml:space="preserve">07_แบบประเมินก่อนเรียน_10ข้อ_พร้อมเฉลย.docx</w:t>
+            </w:r>
+          </w:p>
+        </w:tc>
+        <w:tc>
+          <w:tcPr/>
+          <w:p>
+            <w:pPr>
+              <w:pStyle w:val="Compact"/>
+              <w:jc w:val="left"/>
+            </w:pPr>
+            <w:r>
+              <w:t xml:space="preserve">Pre-test 10 ข้อ ใช้วินิจฉัย ไม่คิดคะแนนผลสัมฤทธิ์</w:t>
+            </w:r>
+          </w:p>
+        </w:tc>
+        <w:tc>
+          <w:tcPr/>
+          <w:p>
+            <w:pPr>
+              <w:pStyle w:val="Compact"/>
+              <w:jc w:val="left"/>
+            </w:pPr>
+            <w:r>
+              <w:t xml:space="preserve">หลักฐานก่อนเรียน</w:t>
             </w:r>
           </w:p>
         </w:tc>
@@ -644,31 +659,31 @@
               <w:jc w:val="left"/>
             </w:pPr>
             <w:r>
-              <w:t xml:space="preserve">media/AI-Hand-Quest-teacher-summary.html</w:t>
-            </w:r>
-          </w:p>
-        </w:tc>
-        <w:tc>
-          <w:tcPr/>
-          <w:p>
-            <w:pPr>
-              <w:pStyle w:val="Compact"/>
-              <w:jc w:val="left"/>
-            </w:pPr>
-            <w:r>
-              <w:t xml:space="preserve">หน้าสรุปผลครู (สำรองแบบไฟล์)</w:t>
-            </w:r>
-          </w:p>
-        </w:tc>
-        <w:tc>
-          <w:tcPr/>
-          <w:p>
-            <w:pPr>
-              <w:pStyle w:val="Compact"/>
-              <w:jc w:val="left"/>
-            </w:pPr>
-            <w:r>
-              <w:t xml:space="preserve">แนบ/เก็บเป็นหลักฐาน</w:t>
+              <w:t xml:space="preserve">08_แบบประเมินพัฒนาการรายบุคคล_AI_to_ESP32.docx</w:t>
+            </w:r>
+          </w:p>
+        </w:tc>
+        <w:tc>
+          <w:tcPr/>
+          <w:p>
+            <w:pPr>
+              <w:pStyle w:val="Compact"/>
+              <w:jc w:val="left"/>
+            </w:pPr>
+            <w:r>
+              <w:t xml:space="preserve">Pre/Post + Before/After Feedback + Application</w:t>
+            </w:r>
+          </w:p>
+        </w:tc>
+        <w:tc>
+          <w:tcPr/>
+          <w:p>
+            <w:pPr>
+              <w:pStyle w:val="Compact"/>
+              <w:jc w:val="left"/>
+            </w:pPr>
+            <w:r>
+              <w:t xml:space="preserve">หลักฐานรายบุคคล</w:t>
             </w:r>
           </w:p>
         </w:tc>
@@ -682,31 +697,31 @@
               <w:jc w:val="left"/>
             </w:pPr>
             <w:r>
-              <w:t xml:space="preserve">media/QR_Student_Game.png</w:t>
-            </w:r>
-          </w:p>
-        </w:tc>
-        <w:tc>
-          <w:tcPr/>
-          <w:p>
-            <w:pPr>
-              <w:pStyle w:val="Compact"/>
-              <w:jc w:val="left"/>
-            </w:pPr>
-            <w:r>
-              <w:t xml:space="preserve">QR เกมนักเรียน</w:t>
-            </w:r>
-          </w:p>
-        </w:tc>
-        <w:tc>
-          <w:tcPr/>
-          <w:p>
-            <w:pPr>
-              <w:pStyle w:val="Compact"/>
-              <w:jc w:val="left"/>
-            </w:pPr>
-            <w:r>
-              <w:t xml:space="preserve">แนบ/เก็บเป็นหลักฐาน</w:t>
+              <w:t xml:space="preserve">09_แบบบันทึกหลังสอนและสรุปผล_WPA.docx</w:t>
+            </w:r>
+          </w:p>
+        </w:tc>
+        <w:tc>
+          <w:tcPr/>
+          <w:p>
+            <w:pPr>
+              <w:pStyle w:val="Compact"/>
+              <w:jc w:val="left"/>
+            </w:pPr>
+            <w:r>
+              <w:t xml:space="preserve">กรอกผลจริงหลังสอน</w:t>
+            </w:r>
+          </w:p>
+        </w:tc>
+        <w:tc>
+          <w:tcPr/>
+          <w:p>
+            <w:pPr>
+              <w:pStyle w:val="Compact"/>
+              <w:jc w:val="left"/>
+            </w:pPr>
+            <w:r>
+              <w:t xml:space="preserve">หลักฐานสะท้อนผล</w:t>
             </w:r>
           </w:p>
         </w:tc>
@@ -720,31 +735,31 @@
               <w:jc w:val="left"/>
             </w:pPr>
             <w:r>
-              <w:t xml:space="preserve">media/QR_Teacher_Summary.png</w:t>
-            </w:r>
-          </w:p>
-        </w:tc>
-        <w:tc>
-          <w:tcPr/>
-          <w:p>
-            <w:pPr>
-              <w:pStyle w:val="Compact"/>
-              <w:jc w:val="left"/>
-            </w:pPr>
-            <w:r>
-              <w:t xml:space="preserve">QR หน้าสรุปครู</w:t>
-            </w:r>
-          </w:p>
-        </w:tc>
-        <w:tc>
-          <w:tcPr/>
-          <w:p>
-            <w:pPr>
-              <w:pStyle w:val="Compact"/>
-              <w:jc w:val="left"/>
-            </w:pPr>
-            <w:r>
-              <w:t xml:space="preserve">แนบ/เก็บเป็นหลักฐาน</w:t>
+              <w:t xml:space="preserve">10_การจัดวางกิจกรรม_AI_to_ESP32_ในโครงสร้างรายวิชา_W31101.docx</w:t>
+            </w:r>
+          </w:p>
+        </w:tc>
+        <w:tc>
+          <w:tcPr/>
+          <w:p>
+            <w:pPr>
+              <w:pStyle w:val="Compact"/>
+              <w:jc w:val="left"/>
+            </w:pPr>
+            <w:r>
+              <w:t xml:space="preserve">แผนผังเชื่อมโครงสร้างรายวิชาและลำดับ 22 ชั่วโมง</w:t>
+            </w:r>
+          </w:p>
+        </w:tc>
+        <w:tc>
+          <w:tcPr/>
+          <w:p>
+            <w:pPr>
+              <w:pStyle w:val="Compact"/>
+              <w:jc w:val="left"/>
+            </w:pPr>
+            <w:r>
+              <w:t xml:space="preserve">เอกสารอธิบายความสอดคล้อง</w:t>
             </w:r>
           </w:p>
         </w:tc>
@@ -758,31 +773,31 @@
               <w:jc w:val="left"/>
             </w:pPr>
             <w:r>
-              <w:t xml:space="preserve">07_แบบประเมินก่อนเรียน_5ข้อ_พร้อมเฉลย.docx</w:t>
-            </w:r>
-          </w:p>
-        </w:tc>
-        <w:tc>
-          <w:tcPr/>
-          <w:p>
-            <w:pPr>
-              <w:pStyle w:val="Compact"/>
-              <w:jc w:val="left"/>
-            </w:pPr>
-            <w:r>
-              <w:t xml:space="preserve">Pre-test 5 ข้อ ใช้วินิจฉัยความรู้เดิมและคำนวณพัฒนาการ</w:t>
-            </w:r>
-          </w:p>
-        </w:tc>
-        <w:tc>
-          <w:tcPr/>
-          <w:p>
-            <w:pPr>
-              <w:pStyle w:val="Compact"/>
-              <w:jc w:val="left"/>
-            </w:pPr>
-            <w:r>
-              <w:t xml:space="preserve">แนบ/เก็บเป็นหลักฐาน</w:t>
+              <w:t xml:space="preserve">media/QR_Student_Game.png</w:t>
+            </w:r>
+          </w:p>
+        </w:tc>
+        <w:tc>
+          <w:tcPr/>
+          <w:p>
+            <w:pPr>
+              <w:pStyle w:val="Compact"/>
+              <w:jc w:val="left"/>
+            </w:pPr>
+            <w:r>
+              <w:t xml:space="preserve">QR เกมนักเรียน</w:t>
+            </w:r>
+          </w:p>
+        </w:tc>
+        <w:tc>
+          <w:tcPr/>
+          <w:p>
+            <w:pPr>
+              <w:pStyle w:val="Compact"/>
+              <w:jc w:val="left"/>
+            </w:pPr>
+            <w:r>
+              <w:t xml:space="preserve">สื่อ</w:t>
             </w:r>
           </w:p>
         </w:tc>
@@ -796,82 +811,80 @@
               <w:jc w:val="left"/>
             </w:pPr>
             <w:r>
-              <w:t xml:space="preserve">08_แบบประเมินพัฒนาการรายบุคคล_AI_to_ESP32.docx</w:t>
-            </w:r>
-          </w:p>
-        </w:tc>
-        <w:tc>
-          <w:tcPr/>
-          <w:p>
-            <w:pPr>
-              <w:pStyle w:val="Compact"/>
-              <w:jc w:val="left"/>
-            </w:pPr>
-            <w:r>
-              <w:t xml:space="preserve">เปรียบเทียบ Pre/Post และพัฒนาการจากผลงานจริง</w:t>
-            </w:r>
-          </w:p>
-        </w:tc>
-        <w:tc>
-          <w:tcPr/>
-          <w:p>
-            <w:pPr>
-              <w:pStyle w:val="Compact"/>
-              <w:jc w:val="left"/>
-            </w:pPr>
-            <w:r>
-              <w:t xml:space="preserve">แนบ/เก็บเป็นหลักฐาน</w:t>
-            </w:r>
-          </w:p>
-        </w:tc>
-      </w:tr>
-      <w:tr>
-        <w:tc>
-          <w:tcPr/>
-          <w:p>
-            <w:pPr>
-              <w:pStyle w:val="Compact"/>
-              <w:jc w:val="left"/>
-            </w:pPr>
-            <w:r>
-              <w:t xml:space="preserve">09_แบบบันทึกหลังสอนและสรุปผล_WPA.docx</w:t>
-            </w:r>
-          </w:p>
-        </w:tc>
-        <w:tc>
-          <w:tcPr/>
-          <w:p>
-            <w:pPr>
-              <w:pStyle w:val="Compact"/>
-              <w:jc w:val="left"/>
-            </w:pPr>
-            <w:r>
-              <w:t xml:space="preserve">บันทึกผลหลังสอน ปัญหา การแก้ไข และหลักฐานผลลัพธ์</w:t>
-            </w:r>
-          </w:p>
-        </w:tc>
-        <w:tc>
-          <w:tcPr/>
-          <w:p>
-            <w:pPr>
-              <w:pStyle w:val="Compact"/>
-              <w:jc w:val="left"/>
-            </w:pPr>
-            <w:r>
-              <w:t xml:space="preserve">แนบ/เก็บเป็นหลักฐาน</w:t>
+              <w:t xml:space="preserve">media/QR_Teacher_Summary.png</w:t>
+            </w:r>
+          </w:p>
+        </w:tc>
+        <w:tc>
+          <w:tcPr/>
+          <w:p>
+            <w:pPr>
+              <w:pStyle w:val="Compact"/>
+              <w:jc w:val="left"/>
+            </w:pPr>
+            <w:r>
+              <w:t xml:space="preserve">QR Teacher Dashboard</w:t>
+            </w:r>
+          </w:p>
+        </w:tc>
+        <w:tc>
+          <w:tcPr/>
+          <w:p>
+            <w:pPr>
+              <w:pStyle w:val="Compact"/>
+              <w:jc w:val="left"/>
+            </w:pPr>
+            <w:r>
+              <w:t xml:space="preserve">สื่อ</w:t>
             </w:r>
           </w:p>
         </w:tc>
       </w:tr>
     </w:tbl>
-    <w:bookmarkEnd w:id="20"/>
-    <w:bookmarkStart w:id="21" w:name="ลำดับการเตรียมก่อนส่ง"/>
+    <w:p>
+      <w:r>
+        <w:pict>
+          <v:rect style="width:0;height:1.5pt" o:hralign="center" o:hrstd="t" o:hr="t"/>
+        </w:pict>
+      </w:r>
+    </w:p>
+    <w:bookmarkEnd w:id="22"/>
+    <w:bookmarkStart w:id="23" w:name="โครงสร้างหลักฐานที่แนะนำ"/>
     <w:p>
       <w:pPr>
         <w:pStyle w:val="Heading1"/>
       </w:pPr>
       <w:r>
-        <w:t xml:space="preserve">ลำดับการเตรียมก่อนส่ง</w:t>
+        <w:t xml:space="preserve">โครงสร้างหลักฐานที่แนะนำ</w:t>
+      </w:r>
+    </w:p>
+    <w:p>
+      <w:pPr>
+        <w:pStyle w:val="FirstParagraph"/>
+      </w:pPr>
+      <w:r>
+        <w:rPr>
+          <w:bCs/>
+          <w:b/>
+        </w:rPr>
+        <w:t xml:space="preserve">Pre-test 10 ข้อ → Problem/Prototype Context → 3 Stations → System Flow + IPO → Challenge Before Feedback → Feedback → Challenge After Feedback → Application Design → Post-test 10 ข้อ → Teacher Dashboard → บันทึกหลังสอน</w:t>
+      </w:r>
+    </w:p>
+    <w:p>
+      <w:r>
+        <w:pict>
+          <v:rect style="width:0;height:1.5pt" o:hralign="center" o:hrstd="t" o:hr="t"/>
+        </w:pict>
+      </w:r>
+    </w:p>
+    <w:bookmarkEnd w:id="23"/>
+    <w:bookmarkStart w:id="24" w:name="การประเมิน"/>
+    <w:p>
+      <w:pPr>
+        <w:pStyle w:val="Heading1"/>
+      </w:pPr>
+      <w:r>
+        <w:t xml:space="preserve">การประเมิน</w:t>
       </w:r>
     </w:p>
     <w:p>
@@ -880,9 +893,10 @@
           <w:ilvl w:val="0"/>
           <w:numId w:val="1001"/>
         </w:numPr>
-      </w:pPr>
-      <w:r>
-        <w:t xml:space="preserve">กรอกข้อมูลโรงเรียน/หน่วยการเรียนรู้/วันที่สอนในแผนฉบับเต็ม</w:t>
+        <w:pStyle w:val="Compact"/>
+      </w:pPr>
+      <w:r>
+        <w:t xml:space="preserve">Pre-test 10 ข้อ: Diagnostic ไม่คิดคะแนนผลสัมฤทธิ์</w:t>
       </w:r>
     </w:p>
     <w:p>
@@ -891,9 +905,10 @@
           <w:ilvl w:val="0"/>
           <w:numId w:val="1001"/>
         </w:numPr>
-      </w:pPr>
-      <w:r>
-        <w:t xml:space="preserve">กำหนดรายชื่อนักเรียน 40 คนและกลุ่ม 1-8 ในไฟล์คะแนน</w:t>
+        <w:pStyle w:val="Compact"/>
+      </w:pPr>
+      <w:r>
+        <w:t xml:space="preserve">ผลการปฏิบัติจริง: 90 คะแนน</w:t>
       </w:r>
     </w:p>
     <w:p>
@@ -902,9 +917,10 @@
           <w:ilvl w:val="0"/>
           <w:numId w:val="1001"/>
         </w:numPr>
-      </w:pPr>
-      <w:r>
-        <w:t xml:space="preserve">พิมพ์ใบกิจกรรมเฉพาะส่วนที่ใช้จริง</w:t>
+        <w:pStyle w:val="Compact"/>
+      </w:pPr>
+      <w:r>
+        <w:t xml:space="preserve">Post-test 10 ข้อ: 10 คะแนน</w:t>
       </w:r>
     </w:p>
     <w:p>
@@ -913,9 +929,10 @@
           <w:ilvl w:val="0"/>
           <w:numId w:val="1001"/>
         </w:numPr>
-      </w:pPr>
-      <w:r>
-        <w:t xml:space="preserve">ทดลองเกมและหน้าสรุปครูบนอุปกรณ์ที่จะใช้สอน</w:t>
+        <w:pStyle w:val="Compact"/>
+      </w:pPr>
+      <w:r>
+        <w:t xml:space="preserve">รวม 100 คะแนน</w:t>
       </w:r>
     </w:p>
     <w:p>
@@ -924,46 +941,190 @@
           <w:ilvl w:val="0"/>
           <w:numId w:val="1001"/>
         </w:numPr>
-      </w:pPr>
-      <w:r>
-        <w:t xml:space="preserve">หลังสอน นำ CSV นักเรียนเข้าหน้าสรุปครูและบันทึกผลรวม</w:t>
+        <w:pStyle w:val="Compact"/>
+      </w:pPr>
+      <w:r>
+        <w:t xml:space="preserve">Post-test ผ่าน 70% = 7/10</w:t>
+      </w:r>
+    </w:p>
+    <w:p>
+      <w:pPr>
+        <w:pStyle w:val="FirstParagraph"/>
+      </w:pPr>
+      <w:r>
+        <w:t xml:space="preserve">ผล Pre/Post ถูกส่งเข้า Teacher Dashboard ผ่าน Supabase โดยอัตโนมัติ ไม่ต้องให้นักเรียนดาวน์โหลด CSV</w:t>
+      </w:r>
+    </w:p>
+    <w:p>
+      <w:r>
+        <w:pict>
+          <v:rect style="width:0;height:1.5pt" o:hralign="center" o:hrstd="t" o:hr="t"/>
+        </w:pict>
+      </w:r>
+    </w:p>
+    <w:bookmarkEnd w:id="24"/>
+    <w:bookmarkStart w:id="25" w:name="ลำดับเตรียมก่อนสอนเก็บหลักฐาน"/>
+    <w:p>
+      <w:pPr>
+        <w:pStyle w:val="Heading1"/>
+      </w:pPr>
+      <w:r>
+        <w:t xml:space="preserve">ลำดับเตรียมก่อนสอน/เก็บหลักฐาน</w:t>
       </w:r>
     </w:p>
     <w:p>
       <w:pPr>
         <w:numPr>
           <w:ilvl w:val="0"/>
-          <w:numId w:val="1001"/>
+          <w:numId w:val="1002"/>
         </w:numPr>
-      </w:pPr>
-      <w:r>
-        <w:t xml:space="preserve">แนบตัวอย่างผลงานผู้เรียนที่สะท้อน Before-&gt;Feedback-&gt;After</w:t>
+        <w:pStyle w:val="Compact"/>
+      </w:pPr>
+      <w:r>
+        <w:t xml:space="preserve">ระบุห้องเรียนและวันที่สอนจริงในแผน</w:t>
       </w:r>
     </w:p>
     <w:p>
       <w:pPr>
         <w:numPr>
           <w:ilvl w:val="0"/>
-          <w:numId w:val="1001"/>
+          <w:numId w:val="1002"/>
         </w:numPr>
-      </w:pPr>
-      <w:r>
-        <w:t xml:space="preserve">ตรวจว่าคลิปวิดีโอเห็นพฤติกรรมผู้เรียนตามตัวชี้วัด ไม่ใช่เพียงครูบรรยาย</w:t>
+        <w:pStyle w:val="Compact"/>
+      </w:pPr>
+      <w:r>
+        <w:t xml:space="preserve">ตรวจว่าเนื้อหาก่อนคาบนี้เชื่อมจาก IPO/System Flow และ Prototype v1</w:t>
       </w:r>
     </w:p>
     <w:p>
       <w:pPr>
         <w:numPr>
           <w:ilvl w:val="0"/>
-          <w:numId w:val="1001"/>
+          <w:numId w:val="1002"/>
         </w:numPr>
-      </w:pPr>
-      <w:r>
-        <w:t xml:space="preserve">ตรวจหลักเกณฑ์ ก.ค.ศ./ต้นสังกัดฉบับปัจจุบันอีกครั้งก่อนยื่นจริง</w:t>
-      </w:r>
-    </w:p>
-    <w:bookmarkEnd w:id="21"/>
-    <w:bookmarkStart w:id="26" w:name="ลิงก์สื่อ"/>
+        <w:pStyle w:val="Compact"/>
+      </w:pPr>
+      <w:r>
+        <w:t xml:space="preserve">เตรียม Station A/B/C, Challenge Cards และ Application Design Cards</w:t>
+      </w:r>
+    </w:p>
+    <w:p>
+      <w:pPr>
+        <w:numPr>
+          <w:ilvl w:val="0"/>
+          <w:numId w:val="1002"/>
+        </w:numPr>
+        <w:pStyle w:val="Compact"/>
+      </w:pPr>
+      <w:r>
+        <w:t xml:space="preserve">ทดสอบ AI Hand Quest, Webcam, ESP32</w:t>
+      </w:r>
+      <w:r>
+        <w:t xml:space="preserve"> </w:t>
+      </w:r>
+      <w:r>
+        <w:rPr>
+          <w:rStyle w:val="VerbatimChar"/>
+        </w:rPr>
+        <w:t xml:space="preserve">/on</w:t>
+      </w:r>
+      <w:r>
+        <w:t xml:space="preserve"> </w:t>
+      </w:r>
+      <w:r>
+        <w:rPr>
+          <w:rStyle w:val="VerbatimChar"/>
+        </w:rPr>
+        <w:t xml:space="preserve">/off</w:t>
+      </w:r>
+      <w:r>
+        <w:t xml:space="preserve"> </w:t>
+      </w:r>
+      <w:r>
+        <w:t xml:space="preserve">และ Teacher Dashboard</w:t>
+      </w:r>
+    </w:p>
+    <w:p>
+      <w:pPr>
+        <w:numPr>
+          <w:ilvl w:val="0"/>
+          <w:numId w:val="1002"/>
+        </w:numPr>
+        <w:pStyle w:val="Compact"/>
+      </w:pPr>
+      <w:r>
+        <w:t xml:space="preserve">ทดสอบการส่งผลเข้า Supabase ด้วยข้อมูลจำลอง 1 คน แล้วลบข้อมูลทดสอบ</w:t>
+      </w:r>
+    </w:p>
+    <w:p>
+      <w:pPr>
+        <w:numPr>
+          <w:ilvl w:val="0"/>
+          <w:numId w:val="1002"/>
+        </w:numPr>
+        <w:pStyle w:val="Compact"/>
+      </w:pPr>
+      <w:r>
+        <w:t xml:space="preserve">ระหว่างสอนเก็บ Before → Feedback → After ให้ชัด</w:t>
+      </w:r>
+    </w:p>
+    <w:p>
+      <w:pPr>
+        <w:numPr>
+          <w:ilvl w:val="0"/>
+          <w:numId w:val="1002"/>
+        </w:numPr>
+        <w:pStyle w:val="Compact"/>
+      </w:pPr>
+      <w:r>
+        <w:t xml:space="preserve">หลังสอนเปิด Teacher Dashboard และบันทึกเฉพาะผลจริง</w:t>
+      </w:r>
+    </w:p>
+    <w:p>
+      <w:pPr>
+        <w:numPr>
+          <w:ilvl w:val="0"/>
+          <w:numId w:val="1002"/>
+        </w:numPr>
+        <w:pStyle w:val="Compact"/>
+      </w:pPr>
+      <w:r>
+        <w:t xml:space="preserve">แนบตัวอย่าง System Flow, Debugging และ Application Design ของผู้เรียน</w:t>
+      </w:r>
+    </w:p>
+    <w:p>
+      <w:pPr>
+        <w:numPr>
+          <w:ilvl w:val="0"/>
+          <w:numId w:val="1002"/>
+        </w:numPr>
+        <w:pStyle w:val="Compact"/>
+      </w:pPr>
+      <w:r>
+        <w:t xml:space="preserve">ตรวจว่าคลิปเห็นการคิด/ลงมือของผู้เรียนมากกว่าการบรรยายของครู</w:t>
+      </w:r>
+    </w:p>
+    <w:p>
+      <w:pPr>
+        <w:numPr>
+          <w:ilvl w:val="0"/>
+          <w:numId w:val="1002"/>
+        </w:numPr>
+        <w:pStyle w:val="Compact"/>
+      </w:pPr>
+      <w:r>
+        <w:t xml:space="preserve">ตรวจหลักเกณฑ์ ก.ค.ศ./ต้นสังกัดฉบับปัจจุบันก่อนยื่นจริง</w:t>
+      </w:r>
+    </w:p>
+    <w:p>
+      <w:r>
+        <w:pict>
+          <v:rect style="width:0;height:1.5pt" o:hralign="center" o:hrstd="t" o:hr="t"/>
+        </w:pict>
+      </w:r>
+    </w:p>
+    <w:bookmarkEnd w:id="25"/>
+    <w:bookmarkStart w:id="29" w:name="ลิงก์สื่อ"/>
     <w:p>
       <w:pPr>
         <w:pStyle w:val="Heading1"/>
@@ -986,7 +1147,7 @@
       <w:r>
         <w:t xml:space="preserve"> </w:t>
       </w:r>
-      <w:hyperlink r:id="rId22">
+      <w:hyperlink r:id="rId26">
         <w:r>
           <w:rPr>
             <w:rStyle w:val="Hyperlink"/>
@@ -994,11 +1155,30 @@
           <w:t xml:space="preserve">https://arty2525.github.io/AI-Hand-Quest/</w:t>
         </w:r>
       </w:hyperlink>
-    </w:p>
-    <w:p>
-      <w:pPr>
-        <w:pStyle w:val="BodyText"/>
-      </w:pPr>
+      <w:r>
+        <w:br/>
+      </w:r>
+      <w:r>
+        <w:rPr>
+          <w:bCs/>
+          <w:b/>
+        </w:rPr>
+        <w:t xml:space="preserve">แบบทดสอบหลังเรียนโดยตรง:</w:t>
+      </w:r>
+      <w:r>
+        <w:t xml:space="preserve"> </w:t>
+      </w:r>
+      <w:hyperlink r:id="rId27">
+        <w:r>
+          <w:rPr>
+            <w:rStyle w:val="Hyperlink"/>
+          </w:rPr>
+          <w:t xml:space="preserve">https://arty2525.github.io/AI-Hand-Quest/post-test.html</w:t>
+        </w:r>
+      </w:hyperlink>
+      <w:r>
+        <w:br/>
+      </w:r>
       <w:r>
         <w:rPr>
           <w:bCs/>
@@ -1009,7 +1189,7 @@
       <w:r>
         <w:t xml:space="preserve"> </w:t>
       </w:r>
-      <w:hyperlink r:id="rId23">
+      <w:hyperlink r:id="rId28">
         <w:r>
           <w:rPr>
             <w:rStyle w:val="Hyperlink"/>
@@ -1019,64 +1199,39 @@
       </w:hyperlink>
     </w:p>
     <w:p>
+      <w:r>
+        <w:pict>
+          <v:rect style="width:0;height:1.5pt" o:hralign="center" o:hrstd="t" o:hr="t"/>
+        </w:pict>
+      </w:r>
+    </w:p>
+    <w:bookmarkEnd w:id="29"/>
+    <w:bookmarkStart w:id="30" w:name="หมายเหตุ"/>
+    <w:p>
+      <w:pPr>
+        <w:pStyle w:val="Heading1"/>
+      </w:pPr>
+      <w:r>
+        <w:t xml:space="preserve">หมายเหตุ</w:t>
+      </w:r>
+    </w:p>
+    <w:p>
+      <w:pPr>
+        <w:pStyle w:val="FirstParagraph"/>
+      </w:pPr>
+      <w:r>
+        <w:t xml:space="preserve">Supabase และ Teacher Dashboard เป็นเครื่องมือเก็บ/สรุปหลักฐานการประเมิน ไม่ใช่สาระการเรียนรู้ของผู้เรียน</w:t>
+      </w:r>
+    </w:p>
+    <w:p>
       <w:pPr>
         <w:pStyle w:val="BodyText"/>
       </w:pPr>
       <w:r>
-        <w:rPr>
-          <w:bCs/>
-          <w:b/>
-        </w:rPr>
-        <w:t xml:space="preserve">หมายเหตุการตรวจสอบกรอบ วPA ล่าสุด</w:t>
-      </w:r>
-    </w:p>
-    <w:p>
-      <w:pPr>
-        <w:pStyle w:val="BodyText"/>
-      </w:pPr>
-      <w:r>
-        <w:t xml:space="preserve">ชุดนี้อ้างอิง ว9/2564 ตำแหน่งครู และการแก้ไขเพิ่มเติม ล 1222/2568 โดยตรวจหน้าเอกสาร PA ของสำนักงาน ก.ค.ศ. ณ วันที่ 24 สิงหาคม 2569 ทั้งนี้ก่อนยื่นจริงควรตรวจประกาศ/แนวปฏิบัติของ ก.ค.ศ. และต้นสังกัดอีกครั้ง</w:t>
-      </w:r>
-    </w:p>
-    <w:p>
-      <w:pPr>
-        <w:pStyle w:val="BodyText"/>
-      </w:pPr>
-      <w:r>
-        <w:t xml:space="preserve">อ้างอิง:</w:t>
-      </w:r>
-      <w:r>
-        <w:t xml:space="preserve"> </w:t>
-      </w:r>
-      <w:hyperlink r:id="rId24">
-        <w:r>
-          <w:rPr>
-            <w:rStyle w:val="Hyperlink"/>
-          </w:rPr>
-          <w:t xml:space="preserve">https://otepc.go.th/th/pa-download.html</w:t>
-        </w:r>
-      </w:hyperlink>
-    </w:p>
-    <w:p>
-      <w:pPr>
-        <w:pStyle w:val="BodyText"/>
-      </w:pPr>
-      <w:r>
-        <w:t xml:space="preserve">สรุปเส้นทางการแก้ไขเพิ่มเติม วPA (18 ส.ค. 2569):</w:t>
-      </w:r>
-      <w:r>
-        <w:t xml:space="preserve"> </w:t>
-      </w:r>
-      <w:hyperlink r:id="rId25">
-        <w:r>
-          <w:rPr>
-            <w:rStyle w:val="Hyperlink"/>
-          </w:rPr>
-          <w:t xml:space="preserve">https://otepc.go.th/en/content_page/item/5971-pa-3.html</w:t>
-        </w:r>
-      </w:hyperlink>
-    </w:p>
-    <w:bookmarkEnd w:id="26"/>
+        <w:t xml:space="preserve">ชุดนี้อ้างอิงกรอบ วPA ตำแหน่งครูตามเอกสารที่ผู้จัดทำตรวจสอบไว้ และควรตรวจประกาศ/แนวปฏิบัติฉบับปัจจุบันอีกครั้งก่อนยื่นจริง</w:t>
+      </w:r>
+    </w:p>
+    <w:bookmarkEnd w:id="30"/>
     <w:sectPr/>
   </w:body>
 </w:document>
@@ -1183,6 +1338,82 @@
       </w:pPr>
     </w:lvl>
   </w:abstractNum>
+  <w:abstractNum w:abstractNumId="991">
+    <w:nsid w:val="A991"/>
+    <w:multiLevelType w:val="multilevel"/>
+    <w:lvl w:ilvl="0">
+      <w:numFmt w:val="bullet"/>
+      <w:lvlText w:val="•"/>
+      <w:lvlJc w:val="left"/>
+      <w:pPr>
+        <w:ind w:left="720" w:hanging="480"/>
+      </w:pPr>
+    </w:lvl>
+    <w:lvl w:ilvl="1">
+      <w:numFmt w:val="bullet"/>
+      <w:lvlText w:val="–"/>
+      <w:lvlJc w:val="left"/>
+      <w:pPr>
+        <w:ind w:left="1440" w:hanging="480"/>
+      </w:pPr>
+    </w:lvl>
+    <w:lvl w:ilvl="2">
+      <w:numFmt w:val="bullet"/>
+      <w:lvlText w:val="•"/>
+      <w:lvlJc w:val="left"/>
+      <w:pPr>
+        <w:ind w:left="2160" w:hanging="480"/>
+      </w:pPr>
+    </w:lvl>
+    <w:lvl w:ilvl="3">
+      <w:numFmt w:val="bullet"/>
+      <w:lvlText w:val="–"/>
+      <w:lvlJc w:val="left"/>
+      <w:pPr>
+        <w:ind w:left="2880" w:hanging="480"/>
+      </w:pPr>
+    </w:lvl>
+    <w:lvl w:ilvl="4">
+      <w:numFmt w:val="bullet"/>
+      <w:lvlText w:val="•"/>
+      <w:lvlJc w:val="left"/>
+      <w:pPr>
+        <w:ind w:left="3600" w:hanging="480"/>
+      </w:pPr>
+    </w:lvl>
+    <w:lvl w:ilvl="5">
+      <w:numFmt w:val="bullet"/>
+      <w:lvlText w:val="–"/>
+      <w:lvlJc w:val="left"/>
+      <w:pPr>
+        <w:ind w:left="4320" w:hanging="480"/>
+      </w:pPr>
+    </w:lvl>
+    <w:lvl w:ilvl="6">
+      <w:numFmt w:val="bullet"/>
+      <w:lvlText w:val="•"/>
+      <w:lvlJc w:val="left"/>
+      <w:pPr>
+        <w:ind w:left="5040" w:hanging="480"/>
+      </w:pPr>
+    </w:lvl>
+    <w:lvl w:ilvl="7">
+      <w:numFmt w:val="bullet"/>
+      <w:lvlText w:val="–"/>
+      <w:lvlJc w:val="left"/>
+      <w:pPr>
+        <w:ind w:left="5760" w:hanging="480"/>
+      </w:pPr>
+    </w:lvl>
+    <w:lvl w:ilvl="8">
+      <w:numFmt w:val="bullet"/>
+      <w:lvlText w:val="•"/>
+      <w:lvlJc w:val="left"/>
+      <w:pPr>
+        <w:ind w:left="6480" w:hanging="480"/>
+      </w:pPr>
+    </w:lvl>
+  </w:abstractNum>
   <w:abstractNum w:abstractNumId="99411">
     <w:nsid w:val="A99411"/>
     <w:multiLevelType w:val="multilevel"/>
@@ -1272,6 +1503,9 @@
     <w:abstractNumId w:val="990"/>
   </w:num>
   <w:num w:numId="1001">
+    <w:abstractNumId w:val="991"/>
+  </w:num>
+  <w:num w:numId="1002">
     <w:abstractNumId w:val="99411"/>
     <w:lvlOverride w:ilvl="0">
       <w:startOverride w:val="1"/>

--- a/WPA_Submission/docs/00_รายการเอกสารและแนวทางจัดชุดส่งงาน.docx
+++ b/WPA_Submission/docs/00_รายการเอกสารและแนวทางจัดชุดส่งงาน.docx
@@ -11,13 +11,13 @@
         <w:t xml:space="preserve">WPA Submission Package</w:t>
       </w:r>
     </w:p>
-    <w:bookmarkStart w:id="20" w:name="Xc4f30a0cfa0ab3f9e877964eabf68578325c56b"/>
+    <w:bookmarkStart w:id="20" w:name="Xcc617ad123336768bedc606bf1fac77f108b732"/>
     <w:p>
       <w:pPr>
         <w:pStyle w:val="Heading2"/>
       </w:pPr>
       <w:r>
-        <w:t xml:space="preserve">รายการเอกสารและแนวทางจัดชุดส่งงาน — หน่วยที่ 3 การพัฒนาโครงงาน</w:t>
+        <w:t xml:space="preserve">ชุดเอกสารล่าสุด — หน่วยที่ 3 การพัฒนาโครงงาน</w:t>
       </w:r>
     </w:p>
     <w:p>
@@ -125,7 +125,7 @@
               <w:jc w:val="left"/>
             </w:pPr>
             <w:r>
-              <w:t xml:space="preserve">มัธยมศึกษาปีที่ 4 (รองรับห้อง ม.4/1–ม.4/13)</w:t>
+              <w:t xml:space="preserve">มัธยมศึกษาปีที่ 4 (รองรับ ม.4/1–ม.4/13)</w:t>
             </w:r>
           </w:p>
         </w:tc>
@@ -151,7 +151,7 @@
               <w:jc w:val="left"/>
             </w:pPr>
             <w:r>
-              <w:t xml:space="preserve">ภาคเรียนที่ 1 ปีการศึกษา 2569</w:t>
+              <w:t xml:space="preserve">1 ปีการศึกษา 2569</w:t>
             </w:r>
           </w:p>
         </w:tc>
@@ -191,19 +191,71 @@
               <w:jc w:val="left"/>
             </w:pPr>
             <w:r>
-              <w:t xml:space="preserve">กลุ่มสาระ</w:t>
-            </w:r>
-          </w:p>
-        </w:tc>
-        <w:tc>
-          <w:tcPr/>
-          <w:p>
-            <w:pPr>
-              <w:pStyle w:val="Compact"/>
-              <w:jc w:val="left"/>
-            </w:pPr>
-            <w:r>
-              <w:t xml:space="preserve">วิทยาศาสตร์และเทคโนโลยี</w:t>
+              <w:t xml:space="preserve">ตัวชี้วัด</w:t>
+            </w:r>
+          </w:p>
+        </w:tc>
+        <w:tc>
+          <w:tcPr/>
+          <w:p>
+            <w:pPr>
+              <w:pStyle w:val="Compact"/>
+              <w:jc w:val="left"/>
+            </w:pPr>
+            <w:r>
+              <w:t xml:space="preserve">ว 4.2 ม.4/1</w:t>
+            </w:r>
+          </w:p>
+        </w:tc>
+      </w:tr>
+      <w:tr>
+        <w:tc>
+          <w:tcPr/>
+          <w:p>
+            <w:pPr>
+              <w:pStyle w:val="Compact"/>
+              <w:jc w:val="left"/>
+            </w:pPr>
+            <w:r>
+              <w:t xml:space="preserve">หน่วย</w:t>
+            </w:r>
+          </w:p>
+        </w:tc>
+        <w:tc>
+          <w:tcPr/>
+          <w:p>
+            <w:pPr>
+              <w:pStyle w:val="Compact"/>
+              <w:jc w:val="left"/>
+            </w:pPr>
+            <w:r>
+              <w:t xml:space="preserve">หน่วยที่ 3 การพัฒนาโครงงาน (22 ชั่วโมง)</w:t>
+            </w:r>
+          </w:p>
+        </w:tc>
+      </w:tr>
+      <w:tr>
+        <w:tc>
+          <w:tcPr/>
+          <w:p>
+            <w:pPr>
+              <w:pStyle w:val="Compact"/>
+              <w:jc w:val="left"/>
+            </w:pPr>
+            <w:r>
+              <w:t xml:space="preserve">คาบ วPA</w:t>
+            </w:r>
+          </w:p>
+        </w:tc>
+        <w:tc>
+          <w:tcPr/>
+          <w:p>
+            <w:pPr>
+              <w:pStyle w:val="Compact"/>
+              <w:jc w:val="left"/>
+            </w:pPr>
+            <w:r>
+              <w:t xml:space="preserve">ชั่วโมงที่ 9: Integration + Debugging + Feedback + Application</w:t>
             </w:r>
           </w:p>
         </w:tc>
@@ -243,71 +295,45 @@
               <w:jc w:val="left"/>
             </w:pPr>
             <w:r>
-              <w:t xml:space="preserve">เวลาแผนตัวอย่าง</w:t>
-            </w:r>
-          </w:p>
-        </w:tc>
-        <w:tc>
-          <w:tcPr/>
-          <w:p>
-            <w:pPr>
-              <w:pStyle w:val="Compact"/>
-              <w:jc w:val="left"/>
-            </w:pPr>
-            <w:r>
-              <w:t xml:space="preserve">1 คาบ 50 นาที</w:t>
-            </w:r>
-          </w:p>
-        </w:tc>
-      </w:tr>
-      <w:tr>
-        <w:tc>
-          <w:tcPr/>
-          <w:p>
-            <w:pPr>
-              <w:pStyle w:val="Compact"/>
-              <w:jc w:val="left"/>
-            </w:pPr>
-            <w:r>
-              <w:t xml:space="preserve">ตำแหน่งในรายวิชา</w:t>
-            </w:r>
-          </w:p>
-        </w:tc>
-        <w:tc>
-          <w:tcPr/>
-          <w:p>
-            <w:pPr>
-              <w:pStyle w:val="Compact"/>
-              <w:jc w:val="left"/>
-            </w:pPr>
-            <w:r>
-              <w:t xml:space="preserve">หน่วยที่ 3 การพัฒนาโครงงาน (22 ชั่วโมง) — เสนอใช้เป็นชั่วโมงที่ 9</w:t>
-            </w:r>
-          </w:p>
-        </w:tc>
-      </w:tr>
-      <w:tr>
-        <w:tc>
-          <w:tcPr/>
-          <w:p>
-            <w:pPr>
-              <w:pStyle w:val="Compact"/>
-              <w:jc w:val="left"/>
-            </w:pPr>
-            <w:r>
-              <w:t xml:space="preserve">ตัวชี้วัด</w:t>
-            </w:r>
-          </w:p>
-        </w:tc>
-        <w:tc>
-          <w:tcPr/>
-          <w:p>
-            <w:pPr>
-              <w:pStyle w:val="Compact"/>
-              <w:jc w:val="left"/>
-            </w:pPr>
-            <w:r>
-              <w:t xml:space="preserve">ว 4.2 ม.4/1</w:t>
+              <w:t xml:space="preserve">Mentimeter</w:t>
+            </w:r>
+          </w:p>
+        </w:tc>
+        <w:tc>
+          <w:tcPr/>
+          <w:p>
+            <w:pPr>
+              <w:pStyle w:val="Compact"/>
+              <w:jc w:val="left"/>
+            </w:pPr>
+            <w:r>
+              <w:t xml:space="preserve">ใช้ท้าย Explore 4 นาที ก่อนเข้า Explain</w:t>
+            </w:r>
+          </w:p>
+        </w:tc>
+      </w:tr>
+      <w:tr>
+        <w:tc>
+          <w:tcPr/>
+          <w:p>
+            <w:pPr>
+              <w:pStyle w:val="Compact"/>
+              <w:jc w:val="left"/>
+            </w:pPr>
+            <w:r>
+              <w:t xml:space="preserve">การประเมิน</w:t>
+            </w:r>
+          </w:p>
+        </w:tc>
+        <w:tc>
+          <w:tcPr/>
+          <w:p>
+            <w:pPr>
+              <w:pStyle w:val="Compact"/>
+              <w:jc w:val="left"/>
+            </w:pPr>
+            <w:r>
+              <w:t xml:space="preserve">ปฏิบัติจริง 90 + Post-test 10 = 100 คะแนน</w:t>
             </w:r>
           </w:p>
         </w:tc>
@@ -322,7 +348,124 @@
     </w:p>
     <w:bookmarkEnd w:id="20"/>
     <w:bookmarkEnd w:id="21"/>
-    <w:bookmarkStart w:id="22" w:name="ไฟล์ในชุด"/>
+    <w:bookmarkStart w:id="22" w:name="โครงสร้างคาบ-50-นาทีฉบับล่าสุด"/>
+    <w:p>
+      <w:pPr>
+        <w:pStyle w:val="Heading1"/>
+      </w:pPr>
+      <w:r>
+        <w:t xml:space="preserve">โครงสร้างคาบ 50 นาทีฉบับล่าสุด</w:t>
+      </w:r>
+    </w:p>
+    <w:p>
+      <w:pPr>
+        <w:pStyle w:val="FirstParagraph"/>
+      </w:pPr>
+      <w:r>
+        <w:rPr>
+          <w:bCs/>
+          <w:b/>
+        </w:rPr>
+        <w:t xml:space="preserve">Engage 5 → Explore 15 → Explain 8 → Elaborate 14 → Evaluate 8</w:t>
+      </w:r>
+    </w:p>
+    <w:p>
+      <w:pPr>
+        <w:pStyle w:val="BodyText"/>
+      </w:pPr>
+      <w:r>
+        <w:t xml:space="preserve">Explore แบ่งเป็น</w:t>
+      </w:r>
+    </w:p>
+    <w:p>
+      <w:pPr>
+        <w:numPr>
+          <w:ilvl w:val="0"/>
+          <w:numId w:val="1001"/>
+        </w:numPr>
+        <w:pStyle w:val="Compact"/>
+      </w:pPr>
+      <w:r>
+        <w:rPr>
+          <w:bCs/>
+          <w:b/>
+        </w:rPr>
+        <w:t xml:space="preserve">11 นาที:</w:t>
+      </w:r>
+      <w:r>
+        <w:t xml:space="preserve"> </w:t>
+      </w:r>
+      <w:r>
+        <w:t xml:space="preserve">3 Stations — AI/Browser, ESP32/Output, Integration/Data Flow</w:t>
+      </w:r>
+    </w:p>
+    <w:p>
+      <w:pPr>
+        <w:numPr>
+          <w:ilvl w:val="0"/>
+          <w:numId w:val="1001"/>
+        </w:numPr>
+        <w:pStyle w:val="Compact"/>
+      </w:pPr>
+      <w:r>
+        <w:rPr>
+          <w:bCs/>
+          <w:b/>
+        </w:rPr>
+        <w:t xml:space="preserve">4 นาที:</w:t>
+      </w:r>
+      <w:r>
+        <w:t xml:space="preserve"> </w:t>
+      </w:r>
+      <w:r>
+        <w:t xml:space="preserve">Mentimeter Explore Check-in</w:t>
+      </w:r>
+    </w:p>
+    <w:p>
+      <w:pPr>
+        <w:numPr>
+          <w:ilvl w:val="1"/>
+          <w:numId w:val="1002"/>
+        </w:numPr>
+        <w:pStyle w:val="Compact"/>
+      </w:pPr>
+      <w:r>
+        <w:t xml:space="preserve">Q1 Open-ended: จุดเสี่ยง/ปัญหา/ข้อค้นพบ + หลักฐาน</w:t>
+      </w:r>
+    </w:p>
+    <w:p>
+      <w:pPr>
+        <w:numPr>
+          <w:ilvl w:val="1"/>
+          <w:numId w:val="1002"/>
+        </w:numPr>
+        <w:pStyle w:val="Compact"/>
+      </w:pPr>
+      <w:r>
+        <w:t xml:space="preserve">Q2 Multiple Choice: ถ้า AI ตรวจพบ Hand ถูกต้องแต่ LED ไม่ติด ควรตรวจส่วนใดก่อน</w:t>
+      </w:r>
+    </w:p>
+    <w:p>
+      <w:pPr>
+        <w:numPr>
+          <w:ilvl w:val="0"/>
+          <w:numId w:val="1001"/>
+        </w:numPr>
+        <w:pStyle w:val="Compact"/>
+      </w:pPr>
+      <w:r>
+        <w:t xml:space="preserve">ครูใช้ผล Mentimeter จริง 2–3 ตัวอย่างเป็นฐานเข้าสู่ Explain โดยไม่เฉลยทั้งหมดทันที</w:t>
+      </w:r>
+    </w:p>
+    <w:p>
+      <w:r>
+        <w:pict>
+          <v:rect style="width:0;height:1.5pt" o:hralign="center" o:hrstd="t" o:hr="t"/>
+        </w:pict>
+      </w:r>
+    </w:p>
+    <w:bookmarkEnd w:id="22"/>
+    <w:bookmarkStart w:id="23" w:name="ไฟล์ในชุด"/>
     <w:p>
       <w:pPr>
         <w:pStyle w:val="Heading1"/>
@@ -339,9 +482,8 @@
         <w:jc w:val="start"/>
       </w:tblPr>
       <w:tblGrid>
-        <w:gridCol w:w="2640"/>
-        <w:gridCol w:w="2640"/>
-        <w:gridCol w:w="2640"/>
+        <w:gridCol w:w="3960"/>
+        <w:gridCol w:w="3960"/>
       </w:tblGrid>
       <w:tr>
         <w:trPr>
@@ -371,205 +513,133 @@
             </w:r>
           </w:p>
         </w:tc>
-        <w:tc>
-          <w:tcPr/>
-          <w:p>
-            <w:pPr>
-              <w:pStyle w:val="Compact"/>
-              <w:jc w:val="left"/>
-            </w:pPr>
-            <w:r>
-              <w:t xml:space="preserve">สถานะ</w:t>
-            </w:r>
-          </w:p>
-        </w:tc>
-      </w:tr>
-      <w:tr>
-        <w:tc>
-          <w:tcPr/>
-          <w:p>
-            <w:pPr>
-              <w:pStyle w:val="Compact"/>
-              <w:jc w:val="left"/>
-            </w:pPr>
-            <w:r>
-              <w:t xml:space="preserve">01_แผนการจัดการเรียนรู้ฉบับเต็ม_W31101_AI_to_ESP32_WPA.docx</w:t>
-            </w:r>
-          </w:p>
-        </w:tc>
-        <w:tc>
-          <w:tcPr/>
-          <w:p>
-            <w:pPr>
-              <w:pStyle w:val="Compact"/>
-              <w:jc w:val="left"/>
-            </w:pPr>
-            <w:r>
-              <w:t xml:space="preserve">แผน 50 นาที เชื่อม Unit 3, 5E, Debugging, Application</w:t>
-            </w:r>
-          </w:p>
-        </w:tc>
-        <w:tc>
-          <w:tcPr/>
-          <w:p>
-            <w:pPr>
-              <w:pStyle w:val="Compact"/>
-              <w:jc w:val="left"/>
-            </w:pPr>
-            <w:r>
-              <w:t xml:space="preserve">หลักฐานหลัก</w:t>
-            </w:r>
-          </w:p>
-        </w:tc>
-      </w:tr>
-      <w:tr>
-        <w:tc>
-          <w:tcPr/>
-          <w:p>
-            <w:pPr>
-              <w:pStyle w:val="Compact"/>
-              <w:jc w:val="left"/>
-            </w:pPr>
-            <w:r>
-              <w:t xml:space="preserve">02_ชุดใบกิจกรรมและสื่อผู้เรียน_AI_to_ESP32.docx</w:t>
-            </w:r>
-          </w:p>
-        </w:tc>
-        <w:tc>
-          <w:tcPr/>
-          <w:p>
-            <w:pPr>
-              <w:pStyle w:val="Compact"/>
-              <w:jc w:val="left"/>
-            </w:pPr>
-            <w:r>
-              <w:t xml:space="preserve">IPO, System Flow, 3 Stations, Challenge, Application Design Card</w:t>
-            </w:r>
-          </w:p>
-        </w:tc>
-        <w:tc>
-          <w:tcPr/>
-          <w:p>
-            <w:pPr>
-              <w:pStyle w:val="Compact"/>
-              <w:jc w:val="left"/>
-            </w:pPr>
-            <w:r>
-              <w:t xml:space="preserve">หลักฐานผู้เรียน</w:t>
-            </w:r>
-          </w:p>
-        </w:tc>
-      </w:tr>
-      <w:tr>
-        <w:tc>
-          <w:tcPr/>
-          <w:p>
-            <w:pPr>
-              <w:pStyle w:val="Compact"/>
-              <w:jc w:val="left"/>
-            </w:pPr>
-            <w:r>
-              <w:t xml:space="preserve">03_เครื่องมือวัดและประเมินผลตามสภาพจริง_AI_to_ESP32.docx</w:t>
-            </w:r>
-          </w:p>
-        </w:tc>
-        <w:tc>
-          <w:tcPr/>
-          <w:p>
-            <w:pPr>
-              <w:pStyle w:val="Compact"/>
-              <w:jc w:val="left"/>
-            </w:pPr>
-            <w:r>
-              <w:t xml:space="preserve">Rubric 90 คะแนน + Post-test 10 คะแนน</w:t>
-            </w:r>
-          </w:p>
-        </w:tc>
-        <w:tc>
-          <w:tcPr/>
-          <w:p>
-            <w:pPr>
-              <w:pStyle w:val="Compact"/>
-              <w:jc w:val="left"/>
-            </w:pPr>
-            <w:r>
-              <w:t xml:space="preserve">หลักฐานประเมิน</w:t>
-            </w:r>
-          </w:p>
-        </w:tc>
-      </w:tr>
-      <w:tr>
-        <w:tc>
-          <w:tcPr/>
-          <w:p>
-            <w:pPr>
-              <w:pStyle w:val="Compact"/>
-              <w:jc w:val="left"/>
-            </w:pPr>
-            <w:r>
-              <w:t xml:space="preserve">04_คู่มือครู_สคริปต์การสอนและการเก็บหลักฐาน_WPA_50นาที.docx</w:t>
-            </w:r>
-          </w:p>
-        </w:tc>
-        <w:tc>
-          <w:tcPr/>
-          <w:p>
-            <w:pPr>
-              <w:pStyle w:val="Compact"/>
-              <w:jc w:val="left"/>
-            </w:pPr>
-            <w:r>
-              <w:t xml:space="preserve">สคริปต์รายนาที คำถามชี้นำ และ Shot List</w:t>
-            </w:r>
-          </w:p>
-        </w:tc>
-        <w:tc>
-          <w:tcPr/>
-          <w:p>
-            <w:pPr>
-              <w:pStyle w:val="Compact"/>
-              <w:jc w:val="left"/>
-            </w:pPr>
-            <w:r>
-              <w:t xml:space="preserve">คู่มือสอน/วิดีโอ</w:t>
-            </w:r>
-          </w:p>
-        </w:tc>
-      </w:tr>
-      <w:tr>
-        <w:tc>
-          <w:tcPr/>
-          <w:p>
-            <w:pPr>
-              <w:pStyle w:val="Compact"/>
-              <w:jc w:val="left"/>
-            </w:pPr>
-            <w:r>
-              <w:t xml:space="preserve">05_แบบทดสอบท้ายหน่วย_AR_10ข้อ_พร้อมเฉลย.docx</w:t>
-            </w:r>
-          </w:p>
-        </w:tc>
-        <w:tc>
-          <w:tcPr/>
-          <w:p>
-            <w:pPr>
-              <w:pStyle w:val="Compact"/>
-              <w:jc w:val="left"/>
-            </w:pPr>
-            <w:r>
-              <w:t xml:space="preserve">Post-test 10 ข้อ เกณฑ์ผ่าน 7/10</w:t>
-            </w:r>
-          </w:p>
-        </w:tc>
-        <w:tc>
-          <w:tcPr/>
-          <w:p>
-            <w:pPr>
-              <w:pStyle w:val="Compact"/>
-              <w:jc w:val="left"/>
-            </w:pPr>
-            <w:r>
-              <w:t xml:space="preserve">หลักฐานผลเรียน</w:t>
+      </w:tr>
+      <w:tr>
+        <w:tc>
+          <w:tcPr/>
+          <w:p>
+            <w:pPr>
+              <w:pStyle w:val="Compact"/>
+              <w:jc w:val="left"/>
+            </w:pPr>
+            <w:r>
+              <w:t xml:space="preserve">01_แผนการจัดการเรียนรู้ฉบับเต็ม_W31101_AI_to_ESP32_WPA</w:t>
+            </w:r>
+          </w:p>
+        </w:tc>
+        <w:tc>
+          <w:tcPr/>
+          <w:p>
+            <w:pPr>
+              <w:pStyle w:val="Compact"/>
+              <w:jc w:val="left"/>
+            </w:pPr>
+            <w:r>
+              <w:t xml:space="preserve">แผน 50 นาทีฉบับล่าสุด รวม Mentimeter ท้าย Explore</w:t>
+            </w:r>
+          </w:p>
+        </w:tc>
+      </w:tr>
+      <w:tr>
+        <w:tc>
+          <w:tcPr/>
+          <w:p>
+            <w:pPr>
+              <w:pStyle w:val="Compact"/>
+              <w:jc w:val="left"/>
+            </w:pPr>
+            <w:r>
+              <w:t xml:space="preserve">02_ชุดใบกิจกรรมและสื่อผู้เรียน_AI_to_ESP32</w:t>
+            </w:r>
+          </w:p>
+        </w:tc>
+        <w:tc>
+          <w:tcPr/>
+          <w:p>
+            <w:pPr>
+              <w:pStyle w:val="Compact"/>
+              <w:jc w:val="left"/>
+            </w:pPr>
+            <w:r>
+              <w:t xml:space="preserve">IPO, System Flow, 3 Stations, Mentimeter Check-in, Challenge, Application</w:t>
+            </w:r>
+          </w:p>
+        </w:tc>
+      </w:tr>
+      <w:tr>
+        <w:tc>
+          <w:tcPr/>
+          <w:p>
+            <w:pPr>
+              <w:pStyle w:val="Compact"/>
+              <w:jc w:val="left"/>
+            </w:pPr>
+            <w:r>
+              <w:t xml:space="preserve">03_เครื่องมือวัดและประเมินผลตามสภาพจริง_AI_to_ESP32</w:t>
+            </w:r>
+          </w:p>
+        </w:tc>
+        <w:tc>
+          <w:tcPr/>
+          <w:p>
+            <w:pPr>
+              <w:pStyle w:val="Compact"/>
+              <w:jc w:val="left"/>
+            </w:pPr>
+            <w:r>
+              <w:t xml:space="preserve">Rubric 90 + Post-test 10 และหลักฐาน Formative จาก Mentimeter</w:t>
+            </w:r>
+          </w:p>
+        </w:tc>
+      </w:tr>
+      <w:tr>
+        <w:tc>
+          <w:tcPr/>
+          <w:p>
+            <w:pPr>
+              <w:pStyle w:val="Compact"/>
+              <w:jc w:val="left"/>
+            </w:pPr>
+            <w:r>
+              <w:t xml:space="preserve">04_คู่มือครู_สคริปต์การสอนและการเก็บหลักฐาน_WPA_50นาที</w:t>
+            </w:r>
+          </w:p>
+        </w:tc>
+        <w:tc>
+          <w:tcPr/>
+          <w:p>
+            <w:pPr>
+              <w:pStyle w:val="Compact"/>
+              <w:jc w:val="left"/>
+            </w:pPr>
+            <w:r>
+              <w:t xml:space="preserve">สคริปต์รายนาที รวมช่วง Menti นาที 16–20</w:t>
+            </w:r>
+          </w:p>
+        </w:tc>
+      </w:tr>
+      <w:tr>
+        <w:tc>
+          <w:tcPr/>
+          <w:p>
+            <w:pPr>
+              <w:pStyle w:val="Compact"/>
+              <w:jc w:val="left"/>
+            </w:pPr>
+            <w:r>
+              <w:t xml:space="preserve">05_แบบทดสอบท้ายหน่วย_AR_10ข้อ_พร้อมเฉลย</w:t>
+            </w:r>
+          </w:p>
+        </w:tc>
+        <w:tc>
+          <w:tcPr/>
+          <w:p>
+            <w:pPr>
+              <w:pStyle w:val="Compact"/>
+              <w:jc w:val="left"/>
+            </w:pPr>
+            <w:r>
+              <w:t xml:space="preserve">Post-test 10 ข้อ</w:t>
             </w:r>
           </w:p>
         </w:tc>
@@ -595,171 +665,189 @@
               <w:jc w:val="left"/>
             </w:pPr>
             <w:r>
-              <w:t xml:space="preserve">ตารางคะแนนห้องละไม่เกิน 40 คน รองรับห้อง 1–13</w:t>
-            </w:r>
-          </w:p>
-        </w:tc>
-        <w:tc>
-          <w:tcPr/>
-          <w:p>
-            <w:pPr>
-              <w:pStyle w:val="Compact"/>
-              <w:jc w:val="left"/>
-            </w:pPr>
-            <w:r>
-              <w:t xml:space="preserve">สำรอง/สรุป</w:t>
-            </w:r>
-          </w:p>
-        </w:tc>
-      </w:tr>
-      <w:tr>
-        <w:tc>
-          <w:tcPr/>
-          <w:p>
-            <w:pPr>
-              <w:pStyle w:val="Compact"/>
-              <w:jc w:val="left"/>
-            </w:pPr>
-            <w:r>
-              <w:t xml:space="preserve">07_แบบประเมินก่อนเรียน_10ข้อ_พร้อมเฉลย.docx</w:t>
-            </w:r>
-          </w:p>
-        </w:tc>
-        <w:tc>
-          <w:tcPr/>
-          <w:p>
-            <w:pPr>
-              <w:pStyle w:val="Compact"/>
-              <w:jc w:val="left"/>
-            </w:pPr>
-            <w:r>
-              <w:t xml:space="preserve">Pre-test 10 ข้อ ใช้วินิจฉัย ไม่คิดคะแนนผลสัมฤทธิ์</w:t>
-            </w:r>
-          </w:p>
-        </w:tc>
-        <w:tc>
-          <w:tcPr/>
-          <w:p>
-            <w:pPr>
-              <w:pStyle w:val="Compact"/>
-              <w:jc w:val="left"/>
-            </w:pPr>
-            <w:r>
-              <w:t xml:space="preserve">หลักฐานก่อนเรียน</w:t>
-            </w:r>
-          </w:p>
-        </w:tc>
-      </w:tr>
-      <w:tr>
-        <w:tc>
-          <w:tcPr/>
-          <w:p>
-            <w:pPr>
-              <w:pStyle w:val="Compact"/>
-              <w:jc w:val="left"/>
-            </w:pPr>
-            <w:r>
-              <w:t xml:space="preserve">08_แบบประเมินพัฒนาการรายบุคคล_AI_to_ESP32.docx</w:t>
-            </w:r>
-          </w:p>
-        </w:tc>
-        <w:tc>
-          <w:tcPr/>
-          <w:p>
-            <w:pPr>
-              <w:pStyle w:val="Compact"/>
-              <w:jc w:val="left"/>
-            </w:pPr>
-            <w:r>
-              <w:t xml:space="preserve">Pre/Post + Before/After Feedback + Application</w:t>
-            </w:r>
-          </w:p>
-        </w:tc>
-        <w:tc>
-          <w:tcPr/>
-          <w:p>
-            <w:pPr>
-              <w:pStyle w:val="Compact"/>
-              <w:jc w:val="left"/>
-            </w:pPr>
-            <w:r>
-              <w:t xml:space="preserve">หลักฐานรายบุคคล</w:t>
-            </w:r>
-          </w:p>
-        </w:tc>
-      </w:tr>
-      <w:tr>
-        <w:tc>
-          <w:tcPr/>
-          <w:p>
-            <w:pPr>
-              <w:pStyle w:val="Compact"/>
-              <w:jc w:val="left"/>
-            </w:pPr>
-            <w:r>
-              <w:t xml:space="preserve">09_แบบบันทึกหลังสอนและสรุปผล_WPA.docx</w:t>
-            </w:r>
-          </w:p>
-        </w:tc>
-        <w:tc>
-          <w:tcPr/>
-          <w:p>
-            <w:pPr>
-              <w:pStyle w:val="Compact"/>
-              <w:jc w:val="left"/>
-            </w:pPr>
-            <w:r>
-              <w:t xml:space="preserve">กรอกผลจริงหลังสอน</w:t>
-            </w:r>
-          </w:p>
-        </w:tc>
-        <w:tc>
-          <w:tcPr/>
-          <w:p>
-            <w:pPr>
-              <w:pStyle w:val="Compact"/>
-              <w:jc w:val="left"/>
-            </w:pPr>
-            <w:r>
-              <w:t xml:space="preserve">หลักฐานสะท้อนผล</w:t>
-            </w:r>
-          </w:p>
-        </w:tc>
-      </w:tr>
-      <w:tr>
-        <w:tc>
-          <w:tcPr/>
-          <w:p>
-            <w:pPr>
-              <w:pStyle w:val="Compact"/>
-              <w:jc w:val="left"/>
-            </w:pPr>
-            <w:r>
-              <w:t xml:space="preserve">10_การจัดวางกิจกรรม_AI_to_ESP32_ในโครงสร้างรายวิชา_W31101.docx</w:t>
-            </w:r>
-          </w:p>
-        </w:tc>
-        <w:tc>
-          <w:tcPr/>
-          <w:p>
-            <w:pPr>
-              <w:pStyle w:val="Compact"/>
-              <w:jc w:val="left"/>
-            </w:pPr>
-            <w:r>
-              <w:t xml:space="preserve">แผนผังเชื่อมโครงสร้างรายวิชาและลำดับ 22 ชั่วโมง</w:t>
-            </w:r>
-          </w:p>
-        </w:tc>
-        <w:tc>
-          <w:tcPr/>
-          <w:p>
-            <w:pPr>
-              <w:pStyle w:val="Compact"/>
-              <w:jc w:val="left"/>
-            </w:pPr>
-            <w:r>
-              <w:t xml:space="preserve">เอกสารอธิบายความสอดคล้อง</w:t>
+              <w:t xml:space="preserve">ตารางคะแนนสำรอง</w:t>
+            </w:r>
+          </w:p>
+        </w:tc>
+      </w:tr>
+      <w:tr>
+        <w:tc>
+          <w:tcPr/>
+          <w:p>
+            <w:pPr>
+              <w:pStyle w:val="Compact"/>
+              <w:jc w:val="left"/>
+            </w:pPr>
+            <w:r>
+              <w:t xml:space="preserve">07_แบบประเมินก่อนเรียน_10ข้อ_พร้อมเฉลย</w:t>
+            </w:r>
+          </w:p>
+        </w:tc>
+        <w:tc>
+          <w:tcPr/>
+          <w:p>
+            <w:pPr>
+              <w:pStyle w:val="Compact"/>
+              <w:jc w:val="left"/>
+            </w:pPr>
+            <w:r>
+              <w:t xml:space="preserve">Pre-test 10 ข้อ</w:t>
+            </w:r>
+          </w:p>
+        </w:tc>
+      </w:tr>
+      <w:tr>
+        <w:tc>
+          <w:tcPr/>
+          <w:p>
+            <w:pPr>
+              <w:pStyle w:val="Compact"/>
+              <w:jc w:val="left"/>
+            </w:pPr>
+            <w:r>
+              <w:t xml:space="preserve">08_แบบประเมินพัฒนาการรายบุคคล_AI_to_ESP32</w:t>
+            </w:r>
+          </w:p>
+        </w:tc>
+        <w:tc>
+          <w:tcPr/>
+          <w:p>
+            <w:pPr>
+              <w:pStyle w:val="Compact"/>
+              <w:jc w:val="left"/>
+            </w:pPr>
+            <w:r>
+              <w:t xml:space="preserve">Pre/Post + Before/After + หลักฐานรายบุคคล</w:t>
+            </w:r>
+          </w:p>
+        </w:tc>
+      </w:tr>
+      <w:tr>
+        <w:tc>
+          <w:tcPr/>
+          <w:p>
+            <w:pPr>
+              <w:pStyle w:val="Compact"/>
+              <w:jc w:val="left"/>
+            </w:pPr>
+            <w:r>
+              <w:t xml:space="preserve">09_แบบบันทึกหลังสอนและสรุปผล_WPA</w:t>
+            </w:r>
+          </w:p>
+        </w:tc>
+        <w:tc>
+          <w:tcPr/>
+          <w:p>
+            <w:pPr>
+              <w:pStyle w:val="Compact"/>
+              <w:jc w:val="left"/>
+            </w:pPr>
+            <w:r>
+              <w:t xml:space="preserve">บันทึกผลจริง รวมการใช้ผล Mentimeter</w:t>
+            </w:r>
+          </w:p>
+        </w:tc>
+      </w:tr>
+      <w:tr>
+        <w:tc>
+          <w:tcPr/>
+          <w:p>
+            <w:pPr>
+              <w:pStyle w:val="Compact"/>
+              <w:jc w:val="left"/>
+            </w:pPr>
+            <w:r>
+              <w:t xml:space="preserve">10_การจัดวางกิจกรรม_AI_to_ESP32_ในโครงสร้างรายวิชา_W31101</w:t>
+            </w:r>
+          </w:p>
+        </w:tc>
+        <w:tc>
+          <w:tcPr/>
+          <w:p>
+            <w:pPr>
+              <w:pStyle w:val="Compact"/>
+              <w:jc w:val="left"/>
+            </w:pPr>
+            <w:r>
+              <w:t xml:space="preserve">แผนผัง Unit 3 / 22 ชั่วโมง</w:t>
+            </w:r>
+          </w:p>
+        </w:tc>
+      </w:tr>
+      <w:tr>
+        <w:tc>
+          <w:tcPr/>
+          <w:p>
+            <w:pPr>
+              <w:pStyle w:val="Compact"/>
+              <w:jc w:val="left"/>
+            </w:pPr>
+            <w:r>
+              <w:t xml:space="preserve">11_ชุดคำถาม_Mentimeter_Explore_AI_to_ESP32</w:t>
+            </w:r>
+          </w:p>
+        </w:tc>
+        <w:tc>
+          <w:tcPr/>
+          <w:p>
+            <w:pPr>
+              <w:pStyle w:val="Compact"/>
+              <w:jc w:val="left"/>
+            </w:pPr>
+            <w:r>
+              <w:t xml:space="preserve">คำถามและวิธีตั้ง Mentimeter</w:t>
+            </w:r>
+          </w:p>
+        </w:tc>
+      </w:tr>
+      <w:tr>
+        <w:tc>
+          <w:tcPr/>
+          <w:p>
+            <w:pPr>
+              <w:pStyle w:val="Compact"/>
+              <w:jc w:val="left"/>
+            </w:pPr>
+            <w:r>
+              <w:t xml:space="preserve">slides/AI_to_ESP32_Unit3_Teaching_Slides_Mentimeter.pptx</w:t>
+            </w:r>
+          </w:p>
+        </w:tc>
+        <w:tc>
+          <w:tcPr/>
+          <w:p>
+            <w:pPr>
+              <w:pStyle w:val="Compact"/>
+              <w:jc w:val="left"/>
+            </w:pPr>
+            <w:r>
+              <w:t xml:space="preserve">สไลด์สอนฉบับมืออาชีพที่มี Menti Explore Check-in</w:t>
+            </w:r>
+          </w:p>
+        </w:tc>
+      </w:tr>
+      <w:tr>
+        <w:tc>
+          <w:tcPr/>
+          <w:p>
+            <w:pPr>
+              <w:pStyle w:val="Compact"/>
+              <w:jc w:val="left"/>
+            </w:pPr>
+            <w:r>
+              <w:t xml:space="preserve">media/Mentimeter_Explore_CopyPaste.txt</w:t>
+            </w:r>
+          </w:p>
+        </w:tc>
+        <w:tc>
+          <w:tcPr/>
+          <w:p>
+            <w:pPr>
+              <w:pStyle w:val="Compact"/>
+              <w:jc w:val="left"/>
+            </w:pPr>
+            <w:r>
+              <w:t xml:space="preserve">ข้อความพร้อมคัดลอกไปสร้าง Mentimeter</w:t>
             </w:r>
           </w:p>
         </w:tc>
@@ -789,18 +877,6 @@
             </w:r>
           </w:p>
         </w:tc>
-        <w:tc>
-          <w:tcPr/>
-          <w:p>
-            <w:pPr>
-              <w:pStyle w:val="Compact"/>
-              <w:jc w:val="left"/>
-            </w:pPr>
-            <w:r>
-              <w:t xml:space="preserve">สื่อ</w:t>
-            </w:r>
-          </w:p>
-        </w:tc>
       </w:tr>
       <w:tr>
         <w:tc>
@@ -824,18 +900,6 @@
             </w:pPr>
             <w:r>
               <w:t xml:space="preserve">QR Teacher Dashboard</w:t>
-            </w:r>
-          </w:p>
-        </w:tc>
-        <w:tc>
-          <w:tcPr/>
-          <w:p>
-            <w:pPr>
-              <w:pStyle w:val="Compact"/>
-              <w:jc w:val="left"/>
-            </w:pPr>
-            <w:r>
-              <w:t xml:space="preserve">สื่อ</w:t>
             </w:r>
           </w:p>
         </w:tc>
@@ -848,14 +912,14 @@
         </w:pict>
       </w:r>
     </w:p>
-    <w:bookmarkEnd w:id="22"/>
-    <w:bookmarkStart w:id="23" w:name="โครงสร้างหลักฐานที่แนะนำ"/>
+    <w:bookmarkEnd w:id="23"/>
+    <w:bookmarkStart w:id="24" w:name="โครงสร้างหลักฐาน-วpa-ที่แนะนำ"/>
     <w:p>
       <w:pPr>
         <w:pStyle w:val="Heading1"/>
       </w:pPr>
       <w:r>
-        <w:t xml:space="preserve">โครงสร้างหลักฐานที่แนะนำ</w:t>
+        <w:t xml:space="preserve">โครงสร้างหลักฐาน วPA ที่แนะนำ</w:t>
       </w:r>
     </w:p>
     <w:p>
@@ -867,287 +931,121 @@
           <w:bCs/>
           <w:b/>
         </w:rPr>
-        <w:t xml:space="preserve">Pre-test 10 ข้อ → Problem/Prototype Context → 3 Stations → System Flow + IPO → Challenge Before Feedback → Feedback → Challenge After Feedback → Application Design → Post-test 10 ข้อ → Teacher Dashboard → บันทึกหลังสอน</w:t>
-      </w:r>
-    </w:p>
-    <w:p>
-      <w:r>
-        <w:pict>
-          <v:rect style="width:0;height:1.5pt" o:hralign="center" o:hrstd="t" o:hr="t"/>
-        </w:pict>
-      </w:r>
-    </w:p>
-    <w:bookmarkEnd w:id="23"/>
-    <w:bookmarkStart w:id="24" w:name="การประเมิน"/>
-    <w:p>
-      <w:pPr>
-        <w:pStyle w:val="Heading1"/>
-      </w:pPr>
-      <w:r>
-        <w:t xml:space="preserve">การประเมิน</w:t>
+        <w:t xml:space="preserve">Pre-test → Problem/Prototype Context → 3 Stations → Mentimeter Explore Check-in → Explain จากคำตอบผู้เรียน → System Flow/IPO → Challenge Before Feedback → Feedback → Challenge After Feedback → Application Design → Post-test → Teacher Dashboard → บันทึกหลังสอน</w:t>
+      </w:r>
+    </w:p>
+    <w:p>
+      <w:pPr>
+        <w:pStyle w:val="BodyText"/>
+      </w:pPr>
+      <w:r>
+        <w:t xml:space="preserve">หลักฐาน Mentimeter ที่ควรเก็บ:</w:t>
       </w:r>
     </w:p>
     <w:p>
       <w:pPr>
         <w:numPr>
           <w:ilvl w:val="0"/>
-          <w:numId w:val="1001"/>
+          <w:numId w:val="1003"/>
         </w:numPr>
         <w:pStyle w:val="Compact"/>
       </w:pPr>
       <w:r>
-        <w:t xml:space="preserve">Pre-test 10 ข้อ: Diagnostic ไม่คิดคะแนนผลสัมฤทธิ์</w:t>
+        <w:t xml:space="preserve">ภาพหน้าจอผล Open-ended</w:t>
       </w:r>
     </w:p>
     <w:p>
       <w:pPr>
         <w:numPr>
           <w:ilvl w:val="0"/>
-          <w:numId w:val="1001"/>
+          <w:numId w:val="1003"/>
         </w:numPr>
         <w:pStyle w:val="Compact"/>
       </w:pPr>
       <w:r>
-        <w:t xml:space="preserve">ผลการปฏิบัติจริง: 90 คะแนน</w:t>
+        <w:t xml:space="preserve">ภาพกราฟ Multiple Choice</w:t>
       </w:r>
     </w:p>
     <w:p>
       <w:pPr>
         <w:numPr>
           <w:ilvl w:val="0"/>
-          <w:numId w:val="1001"/>
+          <w:numId w:val="1003"/>
         </w:numPr>
         <w:pStyle w:val="Compact"/>
       </w:pPr>
       <w:r>
-        <w:t xml:space="preserve">Post-test 10 ข้อ: 10 คะแนน</w:t>
+        <w:t xml:space="preserve">คลิปช่วงครูเลือกคำตอบ 2–3 ตัวอย่างและถามต่อ</w:t>
       </w:r>
     </w:p>
     <w:p>
       <w:pPr>
         <w:numPr>
           <w:ilvl w:val="0"/>
-          <w:numId w:val="1001"/>
+          <w:numId w:val="1003"/>
         </w:numPr>
         <w:pStyle w:val="Compact"/>
       </w:pPr>
       <w:r>
-        <w:t xml:space="preserve">รวม 100 คะแนน</w:t>
-      </w:r>
-    </w:p>
-    <w:p>
-      <w:pPr>
-        <w:numPr>
-          <w:ilvl w:val="0"/>
-          <w:numId w:val="1001"/>
-        </w:numPr>
-        <w:pStyle w:val="Compact"/>
-      </w:pPr>
-      <w:r>
-        <w:t xml:space="preserve">Post-test ผ่าน 70% = 7/10</w:t>
-      </w:r>
-    </w:p>
-    <w:p>
-      <w:pPr>
-        <w:pStyle w:val="FirstParagraph"/>
-      </w:pPr>
-      <w:r>
-        <w:t xml:space="preserve">ผล Pre/Post ถูกส่งเข้า Teacher Dashboard ผ่าน Supabase โดยอัตโนมัติ ไม่ต้องให้นักเรียนดาวน์โหลด CSV</w:t>
-      </w:r>
-    </w:p>
-    <w:p>
-      <w:r>
-        <w:pict>
-          <v:rect style="width:0;height:1.5pt" o:hralign="center" o:hrstd="t" o:hr="t"/>
-        </w:pict>
-      </w:r>
-    </w:p>
-    <w:bookmarkEnd w:id="24"/>
-    <w:bookmarkStart w:id="25" w:name="ลำดับเตรียมก่อนสอนเก็บหลักฐาน"/>
-    <w:p>
-      <w:pPr>
-        <w:pStyle w:val="Heading1"/>
-      </w:pPr>
-      <w:r>
-        <w:t xml:space="preserve">ลำดับเตรียมก่อนสอน/เก็บหลักฐาน</w:t>
-      </w:r>
-    </w:p>
-    <w:p>
-      <w:pPr>
-        <w:numPr>
-          <w:ilvl w:val="0"/>
-          <w:numId w:val="1002"/>
-        </w:numPr>
-        <w:pStyle w:val="Compact"/>
-      </w:pPr>
-      <w:r>
-        <w:t xml:space="preserve">ระบุห้องเรียนและวันที่สอนจริงในแผน</w:t>
-      </w:r>
-    </w:p>
-    <w:p>
-      <w:pPr>
-        <w:numPr>
-          <w:ilvl w:val="0"/>
-          <w:numId w:val="1002"/>
-        </w:numPr>
-        <w:pStyle w:val="Compact"/>
-      </w:pPr>
-      <w:r>
-        <w:t xml:space="preserve">ตรวจว่าเนื้อหาก่อนคาบนี้เชื่อมจาก IPO/System Flow และ Prototype v1</w:t>
-      </w:r>
-    </w:p>
-    <w:p>
-      <w:pPr>
-        <w:numPr>
-          <w:ilvl w:val="0"/>
-          <w:numId w:val="1002"/>
-        </w:numPr>
-        <w:pStyle w:val="Compact"/>
-      </w:pPr>
-      <w:r>
-        <w:t xml:space="preserve">เตรียม Station A/B/C, Challenge Cards และ Application Design Cards</w:t>
-      </w:r>
-    </w:p>
-    <w:p>
-      <w:pPr>
-        <w:numPr>
-          <w:ilvl w:val="0"/>
-          <w:numId w:val="1002"/>
-        </w:numPr>
-        <w:pStyle w:val="Compact"/>
-      </w:pPr>
-      <w:r>
-        <w:t xml:space="preserve">ทดสอบ AI Hand Quest, Webcam, ESP32</w:t>
+        <w:t xml:space="preserve">ใบงานกลุ่มที่สอดคล้องกับคำตอบใน Mentimeter</w:t>
+      </w:r>
+    </w:p>
+    <w:p>
+      <w:pPr>
+        <w:pStyle w:val="BlockText"/>
+      </w:pPr>
+      <w:r>
+        <w:t xml:space="preserve">Mentimeter ใช้เป็น</w:t>
       </w:r>
       <w:r>
         <w:t xml:space="preserve"> </w:t>
       </w:r>
-      <w:r>
-        <w:rPr>
-          <w:rStyle w:val="VerbatimChar"/>
-        </w:rPr>
-        <w:t xml:space="preserve">/on</w:t>
-      </w:r>
-      <w:r>
-        <w:t xml:space="preserve"> </w:t>
-      </w:r>
-      <w:r>
-        <w:rPr>
-          <w:rStyle w:val="VerbatimChar"/>
-        </w:rPr>
-        <w:t xml:space="preserve">/off</w:t>
-      </w:r>
-      <w:r>
-        <w:t xml:space="preserve"> </w:t>
-      </w:r>
-      <w:r>
-        <w:t xml:space="preserve">และ Teacher Dashboard</w:t>
-      </w:r>
-    </w:p>
-    <w:p>
-      <w:pPr>
-        <w:numPr>
-          <w:ilvl w:val="0"/>
-          <w:numId w:val="1002"/>
-        </w:numPr>
-        <w:pStyle w:val="Compact"/>
-      </w:pPr>
-      <w:r>
-        <w:t xml:space="preserve">ทดสอบการส่งผลเข้า Supabase ด้วยข้อมูลจำลอง 1 คน แล้วลบข้อมูลทดสอบ</w:t>
-      </w:r>
-    </w:p>
-    <w:p>
-      <w:pPr>
-        <w:numPr>
-          <w:ilvl w:val="0"/>
-          <w:numId w:val="1002"/>
-        </w:numPr>
-        <w:pStyle w:val="Compact"/>
-      </w:pPr>
-      <w:r>
-        <w:t xml:space="preserve">ระหว่างสอนเก็บ Before → Feedback → After ให้ชัด</w:t>
-      </w:r>
-    </w:p>
-    <w:p>
-      <w:pPr>
-        <w:numPr>
-          <w:ilvl w:val="0"/>
-          <w:numId w:val="1002"/>
-        </w:numPr>
-        <w:pStyle w:val="Compact"/>
-      </w:pPr>
-      <w:r>
-        <w:t xml:space="preserve">หลังสอนเปิด Teacher Dashboard และบันทึกเฉพาะผลจริง</w:t>
-      </w:r>
-    </w:p>
-    <w:p>
-      <w:pPr>
-        <w:numPr>
-          <w:ilvl w:val="0"/>
-          <w:numId w:val="1002"/>
-        </w:numPr>
-        <w:pStyle w:val="Compact"/>
-      </w:pPr>
-      <w:r>
-        <w:t xml:space="preserve">แนบตัวอย่าง System Flow, Debugging และ Application Design ของผู้เรียน</w:t>
-      </w:r>
-    </w:p>
-    <w:p>
-      <w:pPr>
-        <w:numPr>
-          <w:ilvl w:val="0"/>
-          <w:numId w:val="1002"/>
-        </w:numPr>
-        <w:pStyle w:val="Compact"/>
-      </w:pPr>
-      <w:r>
-        <w:t xml:space="preserve">ตรวจว่าคลิปเห็นการคิด/ลงมือของผู้เรียนมากกว่าการบรรยายของครู</w:t>
-      </w:r>
-    </w:p>
-    <w:p>
-      <w:pPr>
-        <w:numPr>
-          <w:ilvl w:val="0"/>
-          <w:numId w:val="1002"/>
-        </w:numPr>
-        <w:pStyle w:val="Compact"/>
-      </w:pPr>
-      <w:r>
-        <w:t xml:space="preserve">ตรวจหลักเกณฑ์ ก.ค.ศ./ต้นสังกัดฉบับปัจจุบันก่อนยื่นจริง</w:t>
-      </w:r>
-    </w:p>
-    <w:p>
-      <w:r>
-        <w:pict>
-          <v:rect style="width:0;height:1.5pt" o:hralign="center" o:hrstd="t" o:hr="t"/>
-        </w:pict>
-      </w:r>
-    </w:p>
-    <w:bookmarkEnd w:id="25"/>
-    <w:bookmarkStart w:id="29" w:name="ลิงก์สื่อ"/>
-    <w:p>
-      <w:pPr>
-        <w:pStyle w:val="Heading1"/>
-      </w:pPr>
-      <w:r>
-        <w:t xml:space="preserve">ลิงก์สื่อ</w:t>
-      </w:r>
-    </w:p>
-    <w:p>
-      <w:pPr>
-        <w:pStyle w:val="FirstParagraph"/>
-      </w:pPr>
       <w:r>
         <w:rPr>
           <w:bCs/>
           <w:b/>
         </w:rPr>
+        <w:t xml:space="preserve">Formative Assessment / Evidence of Thinking</w:t>
+      </w:r>
+      <w:r>
+        <w:t xml:space="preserve"> </w:t>
+      </w:r>
+      <w:r>
+        <w:t xml:space="preserve">ไม่คิดคะแนนแยก และไม่แทนการปฏิบัติจริง</w:t>
+      </w:r>
+    </w:p>
+    <w:p>
+      <w:r>
+        <w:pict>
+          <v:rect style="width:0;height:1.5pt" o:hralign="center" o:hrstd="t" o:hr="t"/>
+        </w:pict>
+      </w:r>
+    </w:p>
+    <w:bookmarkEnd w:id="24"/>
+    <w:bookmarkStart w:id="29" w:name="ลิงก์ออนไลน์"/>
+    <w:p>
+      <w:pPr>
+        <w:pStyle w:val="Heading1"/>
+      </w:pPr>
+      <w:r>
+        <w:t xml:space="preserve">ลิงก์ออนไลน์</w:t>
+      </w:r>
+    </w:p>
+    <w:p>
+      <w:pPr>
+        <w:numPr>
+          <w:ilvl w:val="0"/>
+          <w:numId w:val="1004"/>
+        </w:numPr>
+        <w:pStyle w:val="Compact"/>
+      </w:pPr>
+      <w:r>
         <w:t xml:space="preserve">เกมนักเรียน:</w:t>
       </w:r>
       <w:r>
         <w:t xml:space="preserve"> </w:t>
       </w:r>
-      <w:hyperlink r:id="rId26">
+      <w:hyperlink r:id="rId25">
         <w:r>
           <w:rPr>
             <w:rStyle w:val="Hyperlink"/>
@@ -1155,20 +1053,22 @@
           <w:t xml:space="preserve">https://arty2525.github.io/AI-Hand-Quest/</w:t>
         </w:r>
       </w:hyperlink>
-      <w:r>
-        <w:br/>
-      </w:r>
-      <w:r>
-        <w:rPr>
-          <w:bCs/>
-          <w:b/>
-        </w:rPr>
-        <w:t xml:space="preserve">แบบทดสอบหลังเรียนโดยตรง:</w:t>
+    </w:p>
+    <w:p>
+      <w:pPr>
+        <w:numPr>
+          <w:ilvl w:val="0"/>
+          <w:numId w:val="1004"/>
+        </w:numPr>
+        <w:pStyle w:val="Compact"/>
+      </w:pPr>
+      <w:r>
+        <w:t xml:space="preserve">Post-test โดยตรง:</w:t>
       </w:r>
       <w:r>
         <w:t xml:space="preserve"> </w:t>
       </w:r>
-      <w:hyperlink r:id="rId27">
+      <w:hyperlink r:id="rId26">
         <w:r>
           <w:rPr>
             <w:rStyle w:val="Hyperlink"/>
@@ -1176,20 +1076,22 @@
           <w:t xml:space="preserve">https://arty2525.github.io/AI-Hand-Quest/post-test.html</w:t>
         </w:r>
       </w:hyperlink>
-      <w:r>
-        <w:br/>
-      </w:r>
-      <w:r>
-        <w:rPr>
-          <w:bCs/>
-          <w:b/>
-        </w:rPr>
-        <w:t xml:space="preserve">หน้าสรุปผลครู:</w:t>
+    </w:p>
+    <w:p>
+      <w:pPr>
+        <w:numPr>
+          <w:ilvl w:val="0"/>
+          <w:numId w:val="1004"/>
+        </w:numPr>
+        <w:pStyle w:val="Compact"/>
+      </w:pPr>
+      <w:r>
+        <w:t xml:space="preserve">Teacher Dashboard:</w:t>
       </w:r>
       <w:r>
         <w:t xml:space="preserve"> </w:t>
       </w:r>
-      <w:hyperlink r:id="rId28">
+      <w:hyperlink r:id="rId27">
         <w:r>
           <w:rPr>
             <w:rStyle w:val="Hyperlink"/>
@@ -1199,6 +1101,35 @@
       </w:hyperlink>
     </w:p>
     <w:p>
+      <w:pPr>
+        <w:numPr>
+          <w:ilvl w:val="0"/>
+          <w:numId w:val="1004"/>
+        </w:numPr>
+        <w:pStyle w:val="Compact"/>
+      </w:pPr>
+      <w:r>
+        <w:t xml:space="preserve">เข้า Mentimeter สำหรับนักเรียน:</w:t>
+      </w:r>
+      <w:r>
+        <w:t xml:space="preserve"> </w:t>
+      </w:r>
+      <w:hyperlink r:id="rId28">
+        <w:r>
+          <w:rPr>
+            <w:rStyle w:val="Hyperlink"/>
+          </w:rPr>
+          <w:t xml:space="preserve">https://www.menti.com/</w:t>
+        </w:r>
+      </w:hyperlink>
+      <w:r>
+        <w:t xml:space="preserve"> </w:t>
+      </w:r>
+      <w:r>
+        <w:t xml:space="preserve">(กรอกรหัสที่ครูสร้างในวันสอน)</w:t>
+      </w:r>
+    </w:p>
+    <w:p>
       <w:r>
         <w:pict>
           <v:rect style="width:0;height:1.5pt" o:hralign="center" o:hrstd="t" o:hr="t"/>
@@ -1220,7 +1151,23 @@
         <w:pStyle w:val="FirstParagraph"/>
       </w:pPr>
       <w:r>
-        <w:t xml:space="preserve">Supabase และ Teacher Dashboard เป็นเครื่องมือเก็บ/สรุปหลักฐานการประเมิน ไม่ใช่สาระการเรียนรู้ของผู้เรียน</w:t>
+        <w:t xml:space="preserve">Supabase / Teacher Dashboard และ Mentimeter เป็น</w:t>
+      </w:r>
+      <w:r>
+        <w:t xml:space="preserve"> </w:t>
+      </w:r>
+      <w:r>
+        <w:rPr>
+          <w:bCs/>
+          <w:b/>
+        </w:rPr>
+        <w:t xml:space="preserve">เครื่องมือสนับสนุนการจัดการเรียนรู้และเก็บหลักฐาน</w:t>
+      </w:r>
+      <w:r>
+        <w:t xml:space="preserve"> </w:t>
+      </w:r>
+      <w:r>
+        <w:t xml:space="preserve">ไม่ใช่สาระการเรียนรู้หลักของรายวิชา</w:t>
       </w:r>
     </w:p>
     <w:p>
@@ -1228,7 +1175,7 @@
         <w:pStyle w:val="BodyText"/>
       </w:pPr>
       <w:r>
-        <w:t xml:space="preserve">ชุดนี้อ้างอิงกรอบ วPA ตำแหน่งครูตามเอกสารที่ผู้จัดทำตรวจสอบไว้ และควรตรวจประกาศ/แนวปฏิบัติฉบับปัจจุบันอีกครั้งก่อนยื่นจริง</w:t>
+        <w:t xml:space="preserve">รหัส Mentimeter เปลี่ยนตาม presentation/account ของครู จึงไม่ใส่รหัสสมมติลงเอกสารหรือสไลด์ ให้กรอกรหัสจริงก่อนสอน</w:t>
       </w:r>
     </w:p>
     <w:bookmarkEnd w:id="30"/>
@@ -1506,6 +1453,9 @@
     <w:abstractNumId w:val="991"/>
   </w:num>
   <w:num w:numId="1002">
+    <w:abstractNumId w:val="991"/>
+  </w:num>
+  <w:num w:numId="1003">
     <w:abstractNumId w:val="99411"/>
     <w:lvlOverride w:ilvl="0">
       <w:startOverride w:val="1"/>
@@ -1534,6 +1484,9 @@
     <w:lvlOverride w:ilvl="8">
       <w:startOverride w:val="1"/>
     </w:lvlOverride>
+  </w:num>
+  <w:num w:numId="1004">
+    <w:abstractNumId w:val="991"/>
   </w:num>
 </w:numbering>
 </file>

--- a/WPA_Submission/docs/00_รายการเอกสารและแนวทางจัดชุดส่งงาน.docx
+++ b/WPA_Submission/docs/00_รายการเอกสารและแนวทางจัดชุดส่งงาน.docx
@@ -795,7 +795,7 @@
               <w:jc w:val="left"/>
             </w:pPr>
             <w:r>
-              <w:t xml:space="preserve">คำถามและวิธีตั้ง Mentimeter</w:t>
+              <w:t xml:space="preserve">คำถาม วิธีตั้ง และข้อมูลเข้าร่วม Mentimeter</w:t>
             </w:r>
           </w:p>
         </w:tc>
@@ -821,7 +821,7 @@
               <w:jc w:val="left"/>
             </w:pPr>
             <w:r>
-              <w:t xml:space="preserve">สไลด์สอนฉบับมืออาชีพที่มี Menti Explore Check-in</w:t>
+              <w:t xml:space="preserve">สไลด์สอนฉบับ Mentimeter</w:t>
             </w:r>
           </w:p>
         </w:tc>
@@ -847,7 +847,33 @@
               <w:jc w:val="left"/>
             </w:pPr>
             <w:r>
-              <w:t xml:space="preserve">ข้อความพร้อมคัดลอกไปสร้าง Mentimeter</w:t>
+              <w:t xml:space="preserve">ข้อความพร้อมคัดลอกไปสร้าง/ตรวจ Mentimeter</w:t>
+            </w:r>
+          </w:p>
+        </w:tc>
+      </w:tr>
+      <w:tr>
+        <w:tc>
+          <w:tcPr/>
+          <w:p>
+            <w:pPr>
+              <w:pStyle w:val="Compact"/>
+              <w:jc w:val="left"/>
+            </w:pPr>
+            <w:r>
+              <w:t xml:space="preserve">media/QR_Mentimeter_Join.png</w:t>
+            </w:r>
+          </w:p>
+        </w:tc>
+        <w:tc>
+          <w:tcPr/>
+          <w:p>
+            <w:pPr>
+              <w:pStyle w:val="Compact"/>
+              <w:jc w:val="left"/>
+            </w:pPr>
+            <w:r>
+              <w:t xml:space="preserve">QR เข้าร่วม Mentimeter โดยตรง</w:t>
             </w:r>
           </w:p>
         </w:tc>
@@ -1109,7 +1135,7 @@
         <w:pStyle w:val="Compact"/>
       </w:pPr>
       <w:r>
-        <w:t xml:space="preserve">เข้า Mentimeter สำหรับนักเรียน:</w:t>
+        <w:t xml:space="preserve">Mentimeter สำหรับนักเรียน:</w:t>
       </w:r>
       <w:r>
         <w:t xml:space="preserve"> </w:t>
@@ -1119,14 +1145,30 @@
           <w:rPr>
             <w:rStyle w:val="Hyperlink"/>
           </w:rPr>
-          <w:t xml:space="preserve">https://www.menti.com/</w:t>
+          <w:t xml:space="preserve">https://www.menti.com/alxdzgt83ktx</w:t>
         </w:r>
       </w:hyperlink>
+    </w:p>
+    <w:p>
+      <w:pPr>
+        <w:numPr>
+          <w:ilvl w:val="0"/>
+          <w:numId w:val="1004"/>
+        </w:numPr>
+        <w:pStyle w:val="Compact"/>
+      </w:pPr>
+      <w:r>
+        <w:t xml:space="preserve">รหัส Menti ปัจจุบัน:</w:t>
+      </w:r>
       <w:r>
         <w:t xml:space="preserve"> </w:t>
       </w:r>
       <w:r>
-        <w:t xml:space="preserve">(กรอกรหัสที่ครูสร้างในวันสอน)</w:t>
+        <w:rPr>
+          <w:bCs/>
+          <w:b/>
+        </w:rPr>
+        <w:t xml:space="preserve">7812 2870</w:t>
       </w:r>
     </w:p>
     <w:p>
@@ -1175,7 +1217,7 @@
         <w:pStyle w:val="BodyText"/>
       </w:pPr>
       <w:r>
-        <w:t xml:space="preserve">รหัส Mentimeter เปลี่ยนตาม presentation/account ของครู จึงไม่ใส่รหัสสมมติลงเอกสารหรือสไลด์ ให้กรอกรหัสจริงก่อนสอน</w:t>
+        <w:t xml:space="preserve">ใช้ลิงก์ตรง/QR เป็นช่องทางหลัก และตรวจรหัส Mentimeter ตัวเลขอีกครั้งก่อนสอนจริง เพราะรหัสอาจเปลี่ยนได้ตามสถานะของ presentation</w:t>
       </w:r>
     </w:p>
     <w:bookmarkEnd w:id="30"/>
